--- a/rajasthan-nurse-50/Test_09_Full_Test_Ordered.docx
+++ b/rajasthan-nurse-50/Test_09_Full_Test_Ordered.docx
@@ -34,7 +34,7 @@
     </w:p>
     <w:p>
       <w:r>
-        <w:t>Solution: APGAR is scored at 1 and 5 minutes (repeated at 10 if low); it evaluates heart rate, respiration, tone, reflex, colour.</w:t>
+        <w:t>Solution: ✅ Correct Answer: A. 1 and 5 minutes after birth | 🧠 Clinical Rationale: APGAR is scored at 1 and 5 minutes (repeated at 10 if low); it evaluates heart rate, respiration, tone, reflex, colour. | ❌ Why Not Others? | B — Immediately and 24 hours: not the appropriate nursing action here | C — At 10 and 30 minutes: not the appropriate nursing action here | D — Only at 1 minute: not the appropriate nursing action here | ⚠️ Exam Trap: Don’t confuse "1 and 5 minutes after birth" with "At 10 and 30 minutes" — they look alike and are easy to interchange. | 💎 PNC Pearl: 1 and 5 minutes after birth → APGAR is scored at 1 and 5 minutes (repeated at 10 if low); it evaluates heart rate, respiration, tone, reflex, colour</w:t>
       </w:r>
     </w:p>
     <w:p>
@@ -79,7 +79,7 @@
     </w:p>
     <w:p>
       <w:r>
-        <w:t>Solution: Rotation within one anatomical region keeps absorption consistent and prevents tissue changes.</w:t>
+        <w:t>Solution: ✅ Correct Answer: A. Prevent lipohypertrophy and variable absorption | 🧠 Clinical Rationale: Rotation within one anatomical region keeps absorption consistent and prevents tissue changes. | ❌ Why Not Others? | B — Increase pain: not the appropriate nursing action here | C — Reduce cost: Balance LOS with care quality and outcomes. | D — Avoid needles: not the appropriate nursing action here | ⚠️ Exam Trap: Read the exact question — the correct fact and its look-alike options are easy to interchange. | 💎 PNC Pearl: Prevent lipohypertrophy and variable absorption → Rotation within one anatomical region keeps absorption consistent and prevents tissue changes</w:t>
       </w:r>
     </w:p>
     <w:p>
@@ -124,7 +124,7 @@
     </w:p>
     <w:p>
       <w:r>
-        <w:t>Solution: Sitting upright leaning forward with pressure on the nostrils prevents blood swallowing and controls most anterior bleeds.</w:t>
+        <w:t>Solution: ✅ Correct Answer: A. Sit the client upright, lean forward, pinch the nostrils for 10 minutes | 🧠 Clinical Rationale: Sitting upright leaning forward with pressure on the nostrils prevents blood swallowing and controls most anterior bleeds. | ❌ Why Not Others? | B — Tilt the head back: not the first action | C — Apply heat to the nose: not the first action | D — Have the client lie flat: not the first action | ⚠️ Exam Trap: In priority questions, choose the immediate life-saving nursing action before notification, investigation, or documentation. | 🩺 Clinical Thinking: Recognize → Stabilize → Reassess → Escalate | 💎 PNC Pearl: Sit the client upright, lean forward, pinch the nostrils for 10 minutes = the first action</w:t>
       </w:r>
     </w:p>
     <w:p>
@@ -169,7 +169,7 @@
     </w:p>
     <w:p>
       <w:r>
-        <w:t>Solution: NTEP (formerly RNTCP) implements DOTS for TB elimination by 2025.</w:t>
+        <w:t>Solution: ✅ Correct Answer: A. National TB Elimination Programme (NTEP) | 🧠 Clinical Rationale: NTEP (formerly RNTCP) implements DOTS for TB elimination by 2025. | ❌ Why Not Others? | B — NVBDCP: not the appropriate nursing action here | C — RCH: not the appropriate nursing action here | D — AIDS control: not the appropriate nursing action here | ⚠️ Exam Trap: Read the exact question — the correct fact and its look-alike options are easy to interchange. | 💎 PNC Pearl: National TB Elimination Programme (NTEP) → NTEP (formerly RNTCP) implements DOTS for TB elimination by 2025</w:t>
       </w:r>
     </w:p>
     <w:p>
@@ -214,7 +214,7 @@
     </w:p>
     <w:p>
       <w:r>
-        <w:t>Solution: Errors are reported and analyzed to prevent recurrence, not to punish.</w:t>
+        <w:t>Solution: ✅ Correct Answer: A. Documenting, reporting, and analyzing system causes | 🧠 Clinical Rationale: Errors are reported and analyzed to prevent recurrence, not to punish. | ❌ Why Not Others? | B — Hiding it: not the appropriate nursing action here | C — Blaming the nurse publicly: not the appropriate nursing action here | D — Ignoring it: not the appropriate nursing action here | ⚠️ Exam Trap: Read the exact question — the correct fact and its look-alike options are easy to interchange. | 💎 PNC Pearl: Documenting, reporting, and analyzing system causes → Errors are reported and analyzed to prevent recurrence, not to punish</w:t>
       </w:r>
     </w:p>
     <w:p>
@@ -259,7 +259,7 @@
     </w:p>
     <w:p>
       <w:r>
-        <w:t>Solution: Obsessions are unwanted thoughts; compulsions are repetitive behaviours performed to relieve anxiety.</w:t>
+        <w:t>Solution: ✅ Correct Answer: A. Recurrent intrusive thoughts, images, or urges | 🧠 Clinical Rationale: Obsessions are unwanted thoughts; compulsions are repetitive behaviours performed to relieve anxiety. | ❌ Why Not Others? | B — Repetitive behaviours: not the appropriate nursing action here | C — Hallucinations: LBD features visual hallucinations, parkinsonism, and marked fluctuations. | D — Delusions: Persecution (being harmed, spied on) is the commonest delusion. | ⚠️ Exam Trap: Read the exact question — the correct fact and its look-alike options are easy to interchange. | 💎 PNC Pearl: Recurrent intrusive thoughts, images, or urges → Obsessions are unwanted thoughts; compulsions are repetitive behaviours performed to relieve anxiety</w:t>
       </w:r>
     </w:p>
     <w:p>
@@ -304,7 +304,7 @@
     </w:p>
     <w:p>
       <w:r>
-        <w:t>Solution: An oropharyngeal airway is used in unconscious clients without a gag reflex; nasopharyngeal for a gag reflex.</w:t>
+        <w:t>Solution: ✅ Correct Answer: A. Oropharyngeal airway | 🧠 Clinical Rationale: An oropharyngeal airway is used in unconscious clients without a gag reflex; nasopharyngeal for a gag reflex. | ❌ Why Not Others? | B — Nasopharyngeal airway: not the appropriate nursing action here | C — Nothing: Never induce vomiting after hydrocarbon ingestion — aspiration pneumonia risk; obtain urgent care. | D — Laryngeal mask only: not the appropriate nursing action here | ⚠️ Exam Trap: Read the exact question — the correct fact and its look-alike options are easy to interchange. | 💎 PNC Pearl: Oropharyngeal airway → used in unconscious clients without a gag reflex; nasopharyngeal for a gag reflex</w:t>
       </w:r>
     </w:p>
     <w:p>
@@ -349,7 +349,7 @@
     </w:p>
     <w:p>
       <w:r>
-        <w:t>Solution: NAC replenishes glutathione to prevent hepatotoxicity after paracetamol overdose.</w:t>
+        <w:t>Solution: ✅ Correct Answer: A. N-acetylcysteine | 🧠 Clinical Rationale: NAC replenishes glutathione to prevent hepatotoxicity after paracetamol overdose. | ❌ Why Not Others? | B — Naloxone: Reverses opioid-induced respiratory depression. | C — Flumazenil: Reverses benzodiazepines; use cautiously. | D — Protamine: Neutralises heparin; vitamin K reverses warfarin. | ⚠️ Exam Trap: Read the exact question — the correct fact and its look-alike options are easy to interchange. | 💎 PNC Pearl: N-acetylcysteine → NAC replenishes glutathione to prevent hepatotoxicity after paracetamol overdose</w:t>
       </w:r>
     </w:p>
     <w:p>
@@ -394,7 +394,7 @@
     </w:p>
     <w:p>
       <w:r>
-        <w:t>Solution: Staff meetings improve communication and coordination.</w:t>
+        <w:t>Solution: ✅ Correct Answer: A. Communicate, plan, and solve problems collectively | 🧠 Clinical Rationale: Staff meetings improve communication and coordination. | ❌ Why Not Others? | B — Assign blame: not the appropriate nursing action here | C — Fill time: not the appropriate nursing action here | D — Replace documentation: not the appropriate nursing action here | ⚠️ Exam Trap: Read the exact question — the correct fact and its look-alike options are easy to interchange. | 💎 PNC Pearl: Communicate, plan, and solve problems collectively → Staff meetings improve communication and coordination</w:t>
       </w:r>
     </w:p>
     <w:p>
@@ -439,7 +439,7 @@
     </w:p>
     <w:p>
       <w:r>
-        <w:t>Solution: Blood volume is ~7–8% of body weight, about 5–6 L in a 70 kg adult.</w:t>
+        <w:t>Solution: ✅ Correct Answer: A. 5–6 litres | 🧠 Clinical Rationale: Blood volume is ~7–8% of body weight, about 5–6 L in a 70 kg adult. | ❌ Why Not Others? | B — 2–3 litres: not the appropriate nursing action here | C — 8–10 litres: not the appropriate nursing action here | D — 1 litre: Rapid weight gain reflects fluid retention; report early. | ⚠️ Exam Trap: Read the exact question — the correct fact and its look-alike options are easy to interchange. | 💎 PNC Pearl: 5–6 litres → Blood volume is ~7–8% of body weight, about 5–6 L in a 70 kg adult</w:t>
       </w:r>
     </w:p>
     <w:p>
@@ -484,7 +484,7 @@
     </w:p>
     <w:p>
       <w:r>
-        <w:t>Solution: Inguinal hernias are the most common, especially in men.</w:t>
+        <w:t>Solution: ✅ Correct Answer: A. Inguinal hernia | 🧠 Clinical Rationale: Inguinal hernias are the most common, especially in men. | ❌ Why Not Others? | B — Umbilical hernia: not the appropriate nursing action here | C — Incisional hernia: not the appropriate nursing action here | D — Hiatal hernia: Reverse Trendelenburg raises the head and upper body, useful after oesophageal surgery. | ⚠️ Exam Trap: Read the exact question — the correct fact and its look-alike options are easy to interchange. | 💎 PNC Pearl: Inguinal hernia → Inguinal hernias are the most common, especially in men</w:t>
       </w:r>
     </w:p>
     <w:p>
@@ -529,7 +529,7 @@
     </w:p>
     <w:p>
       <w:r>
-        <w:t>Solution: Iron tablets look like candy; poisoning causes vomiting, shock, and liver failure — treat with desferrioxamine.</w:t>
+        <w:t>Solution: ✅ Correct Answer: A. Accidental ingestion of iron tablets | 🧠 Clinical Rationale: Iron tablets look like candy; poisoning causes vomiting, shock, and liver failure — treat with desferrioxamine. | ❌ Why Not Others? | B — Dietary excess: not the appropriate nursing action here | C — Cookware: not the appropriate nursing action here | D — Multivitamin deficiency: not the appropriate nursing action here | ⚠️ Exam Trap: Read the exact question — the correct fact and its look-alike options are easy to interchange. | 💎 PNC Pearl: Accidental ingestion of iron tablets → Iron tablets look like candy; poisoning causes vomiting, shock, and liver failure — treat with desferrioxamine</w:t>
       </w:r>
     </w:p>
     <w:p>
@@ -574,7 +574,7 @@
     </w:p>
     <w:p>
       <w:r>
-        <w:t>Solution: Cheyne-Stokes shows a crescendo-decrescendo pattern of breathing with apnoeic pauses, seen in brain injury and terminal states.</w:t>
+        <w:t>Solution: ✅ Correct Answer: A. Waxing and waning depth with periods of apnoea | 🧠 Clinical Rationale: Cheyne-Stokes shows a crescendo-decrescendo pattern of breathing with apnoeic pauses, seen in brain injury and terminal states. | ❌ Why Not Others? | B — Consistently deep rapid breaths: not the appropriate nursing action here | C — Sudden cessation of breathing: not the appropriate nursing action here | D — Breathing with a prolonged expiratory phase: not the appropriate nursing action here | ⚠️ Exam Trap: Read the exact question — the correct fact and its look-alike options are easy to interchange. | 💎 PNC Pearl: Waxing and waning depth with periods of apnoea → Cheyne-Stokes shows a crescendo-decrescendo pattern of breathing with apnoeic pauses, seen in brain injury and terminal states</w:t>
       </w:r>
     </w:p>
     <w:p>
@@ -619,7 +619,7 @@
     </w:p>
     <w:p>
       <w:r>
-        <w:t>Solution: Analysis breaks material into parts to understand relationships.</w:t>
+        <w:t>Solution: ✅ Correct Answer: A. Analysis | 🧠 Clinical Rationale: Analysis breaks material into parts to understand relationships. | ❌ Why Not Others? | B — Knowledge: Application transfers learning to new contexts. | C — Comprehension only: not the appropriate nursing action here | D — Memory: Involves encoding, storage, and retrieval. | ⚠️ Exam Trap: Read the exact question — the correct fact and its look-alike options are easy to interchange. | 💎 PNC Pearl: Analysis → breaks material into parts to understand relationships</w:t>
       </w:r>
     </w:p>
     <w:p>
@@ -664,7 +664,7 @@
     </w:p>
     <w:p>
       <w:r>
-        <w:t>Solution: BPH compresses the urethra causing hesitancy, weak stream, and retention.</w:t>
+        <w:t>Solution: ✅ Correct Answer: A. Benign prostatic hyperplasia | 🧠 Clinical Rationale: BPH compresses the urethra causing hesitancy, weak stream, and retention. | ❌ Why Not Others? | B — Urethral stricture: not the appropriate nursing action here | C — Bladder cancer: not the appropriate nursing action here | D — Neurogenic bladder: not the appropriate nursing action here | ⚠️ Exam Trap: Read the exact question — the correct fact and its look-alike options are easy to interchange. | 💎 PNC Pearl: Benign prostatic hyperplasia → BPH compresses the urethra causing hesitancy, weak stream, and retention</w:t>
       </w:r>
     </w:p>
     <w:p>
@@ -709,7 +709,7 @@
     </w:p>
     <w:p>
       <w:r>
-        <w:t>Solution: Amla, guava, and citrus fruits are rich in vitamin C.</w:t>
+        <w:t>Solution: ✅ Correct Answer: A. Amla (Indian gooseberry) | 🧠 Clinical Rationale: Amla, guava, and citrus fruits are rich in vitamin C. | ❌ Why Not Others? | B — Milk: B12 is found only in animal products; vegetarians are at risk. | C — Eggs: Cook eggs thoroughly and refrigerate. | D — Rice: Reduces swelling and pain in sprains. | ⚠️ Exam Trap: Read the exact question — the correct fact and its look-alike options are easy to interchange. | 💎 PNC Pearl: Amla (Indian gooseberry) → Amla, guava, and citrus fruits are rich in vitamin C</w:t>
       </w:r>
     </w:p>
     <w:p>
@@ -754,7 +754,7 @@
     </w:p>
     <w:p>
       <w:r>
-        <w:t>Solution: M. leprae is an acid-fast organism causing leprosy (Hansen's disease).</w:t>
+        <w:t>Solution: ✅ Correct Answer: A. Mycobacterium leprae | 🧠 Clinical Rationale: M. leprae is an acid-fast organism causing leprosy (Hansen's disease). | ❌ Why Not Others? | B — Mycobacterium tuberculosis: Mycobacteria resist decolourization due to waxy mycolic acid. | C — Treponema: T. pallidum causes primary chancre; penicillin cures it. | D — Bacillus: Geobacillus stearothermophilus spore strips verify steam sterilisation. | ⚠️ Exam Trap: Read the exact question — the correct fact and its look-alike options are easy to interchange. | 💎 PNC Pearl: Mycobacterium leprae → M. leprae is an acid-fast organism causing leprosy (Hansen's disease)</w:t>
       </w:r>
     </w:p>
     <w:p>
@@ -799,7 +799,7 @@
     </w:p>
     <w:p>
       <w:r>
-        <w:t>Solution: O2 and CO2 move passively down their pressure gradients across the respiratory membrane.</w:t>
+        <w:t>Solution: ✅ Correct Answer: A. Simple diffusion | 🧠 Clinical Rationale: O2 and CO2 move passively down their pressure gradients across the respiratory membrane. | ❌ Why Not Others? | B — Active transport: (e.g., Na-K pump) uses ATP to move substances uphill. | C — Osmosis: Osmosis = Water across a semipermeable membrane | D — Filtration: Filters (e.g., 0.22 µm) sterilise heat-sensitive fluids. | ⚠️ Exam Trap: Read the exact question — the correct fact and its look-alike options are easy to interchange. | 💎 PNC Pearl: Simple diffusion → O2 and CO2 move passively down their pressure gradients across the respiratory membrane</w:t>
       </w:r>
     </w:p>
     <w:p>
@@ -844,7 +844,7 @@
     </w:p>
     <w:p>
       <w:r>
-        <w:t>Solution: Monitor serum levels of digoxin, phenytoin, lithium, aminoglycosides, and theophylline.</w:t>
+        <w:t>Solution: ✅ Correct Answer: A. Therapeutic drug monitoring | 🧠 Clinical Rationale: Monitor serum levels of digoxin, phenytoin, lithium, aminoglycosides, and theophylline. | ❌ Why Not Others? | B — No monitoring: not the appropriate nursing action here | C — Double doses: not the appropriate nursing action here | D — Oral route only: not the appropriate nursing action here | ⚠️ Exam Trap: Read the exact question — the correct fact and its look-alike options are easy to interchange. | 💎 PNC Pearl: Therapeutic drug monitoring → Monitor serum levels of digoxin, phenytoin, lithium, aminoglycosides, and theophylline</w:t>
       </w:r>
     </w:p>
     <w:p>
@@ -889,7 +889,7 @@
     </w:p>
     <w:p>
       <w:r>
-        <w:t>Solution: NACP emphasizes prevention, testing, ART, and care for people living with HIV.</w:t>
+        <w:t>Solution: ✅ Correct Answer: A. Prevention, testing, treatment (ART), and stigma reduction | 🧠 Clinical Rationale: NACP emphasizes prevention, testing, ART, and care for people living with HIV. | ❌ Why Not Others? | B — Only treatment: not the appropriate nursing action here | C — Only testing: not the appropriate nursing action here | D — Only counselling: not the appropriate nursing action here | ⚠️ Exam Trap: Read the exact question — the correct fact and its look-alike options are easy to interchange. | 💎 PNC Pearl: Prevention, testing, treatment (ART), and stigma reduction → NACP emphasizes prevention, testing, ART, and care for people living with HIV</w:t>
       </w:r>
     </w:p>
     <w:p>
@@ -934,7 +934,7 @@
     </w:p>
     <w:p>
       <w:r>
-        <w:t>Solution: Loop/thiazide diuretics cause potassium loss; watch for weakness, arrhythmias, and U waves.</w:t>
+        <w:t>Solution: ✅ Correct Answer: A. Diuretic therapy (loop and thiazide) | 🧠 Clinical Rationale: Loop/thiazide diuretics cause potassium loss; watch for weakness, arrhythmias, and U waves. | ❌ Why Not Others? | B — Renal failure: The failing kidney cannot excrete potassium. | C — Adrenal insufficiency: not the appropriate nursing action here | D — Blood transfusion: Comprehensive EmOC = BEmOC + surgery and blood transfusion. | ⚠️ Exam Trap: Read the exact question — the correct fact and its look-alike options are easy to interchange. | 💎 PNC Pearl: Diuretic therapy (loop and thiazide) → Loop/thiazide diuretics cause potassium loss; watch for weakness, arrhythmias, and U waves</w:t>
       </w:r>
     </w:p>
     <w:p>
@@ -979,7 +979,7 @@
     </w:p>
     <w:p>
       <w:r>
-        <w:t>Solution: Antiplatelets increase bleeding risk; teach the client to report black stools and unusual bruising.</w:t>
+        <w:t>Solution: ✅ Correct Answer: A. Bleeding, bruising, and GI irritation | 🧠 Clinical Rationale: Antiplatelets increase bleeding risk; teach the client to report black stools and unusual bruising. | ❌ Why Not Others? | B — Hypoglycaemia: Insulin secretagogues cause hypoglycaemia, especially with missed meals or renal impairment. | C — Hypertension: Chronic hypertension causes most spontaneous intracerebral bleeds. | D — Bradycardia: Bradycardia = 60 beats per minute | ⚠️ Exam Trap: Read the exact question — the correct fact and its look-alike options are easy to interchange. | 💎 PNC Pearl: Bleeding, bruising, and GI irritation → Antiplatelets increase bleeding risk; teach the client to report black stools and unusual bruising</w:t>
       </w:r>
     </w:p>
     <w:p>
@@ -1024,7 +1024,7 @@
     </w:p>
     <w:p>
       <w:r>
-        <w:t>Solution: Osteosarcoma is the most common primary malignant bone tumour, typically in adolescents (distal femur, proximal tibia).</w:t>
+        <w:t>Solution: ✅ Correct Answer: A. Osteosarcoma | 🧠 Clinical Rationale: Osteosarcoma is the most common primary malignant bone tumour, typically in adolescents (distal femur, proximal tibia). | ❌ Why Not Others? | B — Chondroma: not the appropriate nursing action here | C — Ewing's sarcoma only: not the appropriate nursing action here | D — Multiple myeloma: not the appropriate nursing action here | ⚠️ Exam Trap: Read the exact question — the correct fact and its look-alike options are easy to interchange. | 💎 PNC Pearl: Osteosarcoma → the most common primary malignant bone tumour, typically in adolescents (distal femur, proximal tibia)</w:t>
       </w:r>
     </w:p>
     <w:p>
@@ -1069,7 +1069,7 @@
     </w:p>
     <w:p>
       <w:r>
-        <w:t>Solution: Instrumental or obstructed delivery of large babies causes brachial plexus, clavicle, and cephalhaematoma injuries.</w:t>
+        <w:t>Solution: ✅ Correct Answer: A. Difficult/prolonged labour with macrosomia | 🧠 Clinical Rationale: Instrumental or obstructed delivery of large babies causes brachial plexus, clavicle, and cephalhaematoma injuries. | ❌ Why Not Others? | B — Caesarean delivery: not the appropriate nursing action here | C — Normal vaginal birth: not the appropriate nursing action here | D — Anaesthesia: Birth trauma, episiotomy pain, and epidurals impair bladder sensation; monitor voiding closely. | ⚠️ Exam Trap: Read the exact question — the correct fact and its look-alike options are easy to interchange. | 💎 PNC Pearl: Difficult/prolonged labour with macrosomia → Instrumental or obstructed delivery of large babies causes brachial plexus, clavicle, and cephalhaematoma injuries</w:t>
       </w:r>
     </w:p>
     <w:p>
@@ -1114,7 +1114,7 @@
     </w:p>
     <w:p>
       <w:r>
-        <w:t>Solution: Rear-facing seats in the back seat protect infants; airbags and front seats are dangerous.</w:t>
+        <w:t>Solution: ✅ Correct Answer: A. Rear-facing in the back seat | 🧠 Clinical Rationale: Rear-facing seats in the back seat protect infants; airbags and front seats are dangerous. | ❌ Why Not Others? | B — Front-facing in the front seat: not the appropriate nursing action here | C — Held in the parent's arms: not the appropriate nursing action here | D — In the front seat with airbag: not the appropriate nursing action here | ⚠️ Exam Trap: Don’t confuse "Rear-facing in the back seat" with "Front-facing in the front seat" — they look alike and are easy to interchange. | 💎 PNC Pearl: Rear-facing in the back seat → Rear-facing seats in the back seat protect infants; airbags and front seats are dangerous</w:t>
       </w:r>
     </w:p>
     <w:p>
@@ -1159,7 +1159,7 @@
     </w:p>
     <w:p>
       <w:r>
-        <w:t>Solution: Autoimmune destruction of parietal cells loses intrinsic factor, blocking B12 absorption.</w:t>
+        <w:t>Solution: ✅ Correct Answer: A. Vitamin B12 malabsorption due to lack of intrinsic factor | 🧠 Clinical Rationale: Autoimmune destruction of parietal cells loses intrinsic factor, blocking B12 absorption. | ❌ Why Not Others? | B — Iron deficiency: Iron supplementation, deworming, and dietary diversity prevent it. | C — Folate excess: not the appropriate nursing action here | D — Chronic infection: not the appropriate nursing action here | ⚠️ Exam Trap: Read the exact question — the correct fact and its look-alike options are easy to interchange. | 💎 PNC Pearl: Vitamin B12 malabsorption due to lack of intrinsic factor → Autoimmune destruction of parietal cells loses intrinsic factor, blocking B12 absorption</w:t>
       </w:r>
     </w:p>
     <w:p>
@@ -1204,7 +1204,7 @@
     </w:p>
     <w:p>
       <w:r>
-        <w:t>Solution: Infants develop basic trust through consistent care in the first year.</w:t>
+        <w:t>Solution: ✅ Correct Answer: A. Trust versus mistrust | 🧠 Clinical Rationale: Infants develop basic trust through consistent care in the first year. | ❌ Why Not Others? | B — Identity versus role confusion: not the first stage | C — Initiative versus guilt: not the first stage | D — Intimacy versus isolation: not the first stage | ⚠️ Exam Trap: Read the exact question — the correct fact and its look-alike options are easy to interchange. | 💎 PNC Pearl: Trust versus mistrust = the first stage</w:t>
       </w:r>
     </w:p>
     <w:p>
@@ -1249,7 +1249,7 @@
     </w:p>
     <w:p>
       <w:r>
-        <w:t>Solution: Neglected obstructed labour causes ischaemic necrosis of the bladder wall, leading to VVF.</w:t>
+        <w:t>Solution: ✅ Correct Answer: A. Obstructed/prolonged labour | 🧠 Clinical Rationale: Neglected obstructed labour causes ischaemic necrosis of the bladder wall, leading to VVF. | ❌ Why Not Others? | B — Surgery: Metformin risks lactic acidosis in renal failure and contrast procedures. | C — Radiation: Radiant loss of heat from the body surface predominates at rest. | D — Infection: Loss of immunoglobulins predisposes to peritonitis and cellulitis; also watch thrombosis. | ⚠️ Exam Trap: Read the exact question — the correct fact and its look-alike options are easy to interchange. | 💎 PNC Pearl: Obstructed/prolonged labour → Neglected obstructed labour causes ischaemic necrosis of the bladder wall, leading to VVF</w:t>
       </w:r>
     </w:p>
     <w:p>
@@ -1294,7 +1294,7 @@
     </w:p>
     <w:p>
       <w:r>
-        <w:t>Solution: ECT is highly effective in severe/psychotic depression, catatonia, and treatment-resistant cases.</w:t>
+        <w:t>Solution: ✅ Correct Answer: A. Severe depression with psychotic features or suicidality unresponsive to drugs | 🧠 Clinical Rationale: ECT is highly effective in severe/psychotic depression, catatonia, and treatment-resistant cases. | ❌ Why Not Others? | B — Mild anxiety: not the appropriate nursing action here | C — Personality disorder: DBT combines validation with change strategies. | D — Insomnia: Difficulty falling or staying asleep, is the most common sleep complaint. | ⚠️ Exam Trap: Read the exact question — the correct fact and its look-alike options are easy to interchange. | 💎 PNC Pearl: Severe depression with psychotic features or suicidality unresponsive to drugs → ECT is highly effective in severe/psychotic depression, catatonia, and treatment-resistant cases</w:t>
       </w:r>
     </w:p>
     <w:p>
@@ -1339,7 +1339,7 @@
     </w:p>
     <w:p>
       <w:r>
-        <w:t>Solution: Amiodarone accumulates in tissues; monitor lungs, thyroid, liver, and eyes (blue-grey skin, corneal microdeposits).</w:t>
+        <w:t>Solution: ✅ Correct Answer: A. Pulmonary toxicity, thyroid dysfunction, and corneal deposits | 🧠 Clinical Rationale: Amiodarone accumulates in tissues; monitor lungs, thyroid, liver, and eyes (blue-grey skin, corneal microdeposits). | ❌ Why Not Others? | B — Nephrotoxicity: Vancomycin infusion reactions and renal toxicity need monitoring. | C — Hyperkalaemia: Spironolactone raises potassium; avoid with ACE inhibitors and potassium supplements. | D — Hepatitis only: not the appropriate nursing action here | ⚠️ Exam Trap: Read the exact question — the correct fact and its look-alike options are easy to interchange. | 💎 PNC Pearl: Pulmonary toxicity, thyroid dysfunction, and corneal deposits → Amiodarone accumulates in tissues; monitor lungs, thyroid, liver, and eyes (blue-grey skin, corneal microdeposits)</w:t>
       </w:r>
     </w:p>
     <w:p>
@@ -1384,7 +1384,7 @@
     </w:p>
     <w:p>
       <w:r>
-        <w:t>Solution: Parkland: 4 ml × weight (kg) × TBSA% of RL in 24 hours; half in the first 8 hours.</w:t>
+        <w:t>Solution: ✅ Correct Answer: A. Ringer's lactate (Parkland formula) | 🧠 Clinical Rationale: Parkland: 4 ml × weight (kg) × TBSA% of RL in 24 hours; half in the first 8 hours. | ❌ Why Not Others? | B — 5% dextrose: not the correct first action | C — Normal saline only: Only normal saline is compatible with blood; dextrose and lactated Ringer's can cause haemolysis or clotting. — not the correct first action | D — Colloids: not the correct first action | ⚠️ Exam Trap: Read the exact question — the correct fact and its look-alike options are easy to interchange. | 💎 PNC Pearl: Ringer's lactate (Parkland formula) → Parkland: 4 ml × weight (kg) × TBSA% of RL in 24 hours; half in the first 8 hours</w:t>
       </w:r>
     </w:p>
     <w:p>
@@ -1429,7 +1429,7 @@
     </w:p>
     <w:p>
       <w:r>
-        <w:t>Solution: The 1978 Alma-Ata Declaration proclaimed 'Health for All by 2000' through primary health care.</w:t>
+        <w:t>Solution: ✅ Correct Answer: A. Alma-Ata conference, 1978 | 🧠 Clinical Rationale: The 1978 Alma-Ata Declaration proclaimed 'Health for All by 2000' through primary health care. | ❌ Why Not Others? | B — Geneva conference, 1948: not the appropriate nursing action here | C — Delhi declaration, 2000: not the appropriate nursing action here | D — Ottawa charter, 1986: not the appropriate nursing action here | ⚠️ Exam Trap: Read the exact question — the correct fact and its look-alike options are easy to interchange. | 💎 PNC Pearl: Alma-Ata conference, 1978 → The 1978 Alma-Ata Declaration proclaimed 'Health for All by 2000' through primary health care</w:t>
       </w:r>
     </w:p>
     <w:p>
@@ -1474,7 +1474,7 @@
     </w:p>
     <w:p>
       <w:r>
-        <w:t>Solution: Cardiac output = stroke volume (≈70 ml) × heart rate (≈72) ≈ 5 L/min.</w:t>
+        <w:t>Solution: ✅ Correct Answer: A. 5 litres per minute | 🧠 Clinical Rationale: Cardiac output = stroke volume (≈70 ml) × heart rate (≈72) ≈ 5 L/min. | ❌ Why Not Others? | B — 1 litre per minute: not the appropriate nursing action here | C — 10 litres per minute: not the appropriate nursing action here | D — 15 litres per minute: not the appropriate nursing action here | ⚠️ Exam Trap: Don’t confuse "5 litres per minute" with "15 litres per minute" — they look alike and are easy to interchange. | 💎 PNC Pearl: 5 litres per minute → Cardiac output = stroke volume (≈70 ml) × heart rate (≈72) ≈ 5 L/min</w:t>
       </w:r>
     </w:p>
     <w:p>
@@ -1519,7 +1519,7 @@
     </w:p>
     <w:p>
       <w:r>
-        <w:t>Solution: With suspected neck injury, use the jaw-thrust manoeuvre to avoid moving the spine.</w:t>
+        <w:t>Solution: ✅ Correct Answer: A. Cervical spine injury is suspected (use jaw thrust) | 🧠 Clinical Rationale: With suspected neck injury, use the jaw-thrust manoeuvre to avoid moving the spine. | ❌ Why Not Others? | B — The client is elderly: a true statement, but the question asks EXCEPT | C — The client is obese: a true statement, but the question asks EXCEPT | D — The client is pregnant: a true statement, but the question asks EXCEPT | ⚠️ Exam Trap: EXCEPT question — the odd one out is the answer, not the true statements. | 💎 PNC Pearl: In EXCEPT questions, the odd one out is the answer.</w:t>
       </w:r>
     </w:p>
     <w:p>
@@ -1564,7 +1564,7 @@
     </w:p>
     <w:p>
       <w:r>
-        <w:t>Solution: Extra ~350 kcal/day (second and third trimesters) and ~600 kcal/day during lactation.</w:t>
+        <w:t>Solution: ✅ Correct Answer: A. 350 kcal/day (second trimester onward) | 🧠 Clinical Rationale: Extra ~350 kcal/day (second and third trimesters) and ~600 kcal/day during lactation. | ❌ Why Not Others? | B — 10 kcal/day: not the appropriate nursing action here | C — 1000 kcal/day: not the appropriate nursing action here | D — No increase: not the appropriate nursing action here | ⚠️ Exam Trap: Don’t confuse "350 kcal/day (second trimester onward)" with "10 kcal/day" — they look alike and are easy to interchange. | 💎 PNC Pearl: 350 kcal/day (second trimester onward) → Extra ~350 kcal/day (second and third trimesters) and ~600 kcal/day during lactation</w:t>
       </w:r>
     </w:p>
     <w:p>
@@ -1609,7 +1609,7 @@
     </w:p>
     <w:p>
       <w:r>
-        <w:t>Solution: Autoclaving: 121°C, 15 psi, 15–30 min for most loads; 134°C for prions.</w:t>
+        <w:t>Solution: ✅ Correct Answer: A. 121°C at 15 psi (pounds per square inch) | 🧠 Clinical Rationale: Autoclaving: 121°C, 15 psi, 15–30 min for most loads; 134°C for prions. | ❌ Why Not Others? | B — 100°C at atmospheric pressure: not the appropriate nursing action here | C — 150°C at 5 psi: not the appropriate nursing action here | D — 60°C at 30 psi: not the appropriate nursing action here | ⚠️ Exam Trap: Read the exact question — the correct fact and its look-alike options are easy to interchange. | 💎 PNC Pearl: 121°C at 15 psi (pounds per square inch) → Autoclaving: 121°C, 15 psi, 15–30 min for most loads; 134°C for prions</w:t>
       </w:r>
     </w:p>
     <w:p>
@@ -1654,7 +1654,7 @@
     </w:p>
     <w:p>
       <w:r>
-        <w:t>Solution: Depressive disorders are the most common mental illnesses and a leading cause of disability.</w:t>
+        <w:t>Solution: ⚠ MULTIPLE MATCHES: ✅ Correct Answer: A. Depression | 🧠 Clinical Rationale: Depression is the most common and a leading cause of disability worldwide. | ❌ Why Not Others? | B — Schizophrenia: Relapse risk during pregnancy justifies treatment in many cases. | C — Bipolar disorder: Postpartum psychosis is a psychiatric emergency (delusions, confusion, risk of harm), strongly linked to bi... | D — Dementia: Visual hallucinations with confusion suggest delirium or Lewy body disease. | ⚠️ Exam Trap: Read the exact question — the correct fact and its look-alike options are easy to interchange. | 💎 PNC Pearl: Depression → the most common and a leading cause of disability worldwide || ✅ Correct Answer: A. Depression | 🧠 Clinical Rationale: Depressive disorders are the most common mental illnesses and a leading cause of disability. | ❌ Why Not Others? | B — Schizophrenia: Relapse risk during pregnancy justifies treatment in many cases. | C — Bipolar disorder: Postpartum psychosis is a psychiatric emergency (delusions, confusion, risk of harm), strongly linked to bi... | D — Dementia: Visual hallucinations with confusion suggest delirium or Lewy body disease. | ⚠️ Exam Trap: Read the exact question — the correct fact and its look-alike options are easy to interchange. | 💎 PNC Pearl: Depression → Depressive disorders are the most common mental illnesses and a leading cause of disability</w:t>
       </w:r>
     </w:p>
     <w:p>
@@ -1699,7 +1699,7 @@
     </w:p>
     <w:p>
       <w:r>
-        <w:t>Solution: Reliability = consistency; validity = measuring what is intended.</w:t>
+        <w:t>Solution: ✅ Correct Answer: A. Consistency of measurement | 🧠 Clinical Rationale: Reliability = consistency; validity = measuring what is intended. | ❌ Why Not Others? | B — Accuracy of measurement: not the appropriate nursing action here | C — Sample size: not the appropriate nursing action here | D — Cost: Free services and outreach improve access. | ⚠️ Exam Trap: Read the exact question — the correct fact and its look-alike options are easy to interchange. | 💎 PNC Pearl: Consistency of measurement → Reliability = consistency; validity = measuring what is intended</w:t>
       </w:r>
     </w:p>
     <w:p>
@@ -1744,7 +1744,7 @@
     </w:p>
     <w:p>
       <w:r>
-        <w:t>Solution: Assessment of learner needs precedes objectives, methods, and evaluation.</w:t>
+        <w:t>Solution: ✅ Correct Answer: A. Assessing the learner's needs | 🧠 Clinical Rationale: Assessment of learner needs precedes objectives, methods, and evaluation. | ❌ Why Not Others? | B — Evaluating outcomes: Plan termination to prevent abandonment feelings. — not the first step | C — Selecting methods: not the first step | D — Writing objectives: not the first step | ⚠️ Exam Trap: Read the exact question — the correct fact and its look-alike options are easy to interchange. | 💎 PNC Pearl: Assessing the learner's needs = the first step</w:t>
       </w:r>
     </w:p>
     <w:p>
@@ -1789,7 +1789,7 @@
     </w:p>
     <w:p>
       <w:r>
-        <w:t>Solution: Formulating a clear research problem and question comes first.</w:t>
+        <w:t>Solution: ⚠ MULTIPLE MATCHES: ✅ Correct Answer: A. Identifying the research problem | 🧠 Clinical Rationale: Every study begins with a clearly defined research problem. | ❌ Why Not Others? | B — Collecting data: Questionnaires gather self-reported data in surveys. — not the first step | C — Writing the report: not the first step | D — Analyzing data: not the first step | ⚠️ Exam Trap: Read the exact question — the correct fact and its look-alike options are easy to interchange. | 💎 PNC Pearl: Identifying the research problem = the first step || ✅ Correct Answer: A. Identifying the research problem | 🧠 Clinical Rationale: Formulating a clear research problem and question comes first. | ❌ Why Not Others? | B — Collecting data: Questionnaires gather self-reported data in surveys. — not the first step | C — Writing the report: not the first step | D — Analyzing data: not the first step | ⚠️ Exam Trap: Read the exact question — the correct fact and its look-alike options are easy to interchange. | 💎 PNC Pearl: Identifying the research problem = the first step</w:t>
       </w:r>
     </w:p>
     <w:p>
@@ -1834,7 +1834,7 @@
     </w:p>
     <w:p>
       <w:r>
-        <w:t>Solution: SBAR = Situation, Background, Assessment, Recommendation; a structured hand-off tool.</w:t>
+        <w:t>Solution: ✅ Correct Answer: A. Situation, Background, Assessment, Recommendation | 🧠 Clinical Rationale: SBAR = Situation, Background, Assessment, Recommendation; a structured hand-off tool. | ❌ Why Not Others? | B — Situation, Background, Action, Response: not the appropriate nursing action here | C — Symptoms, Baseline, Assessment, Review: not the appropriate nursing action here | D — Summary, Background, Analysis, Recommendation: not the appropriate nursing action here | ⚠️ Exam Trap: Don’t confuse "Situation, Background, Assessment, Recommendation" with "Situation, Background, Action, Response" — they look alike and are easy to interchange. | 💎 PNC Pearl: Situation, Background, Assessment, Recommendation → SBAR = ; a structured hand-off tool</w:t>
       </w:r>
     </w:p>
     <w:p>
@@ -1879,7 +1879,7 @@
     </w:p>
     <w:p>
       <w:r>
-        <w:t>Solution: Tyramine with MAOIs causes hypertensive crisis; avoid aged cheese, cured meats, and fermented products.</w:t>
+        <w:t>Solution: ✅ Correct Answer: A. Tyramine-rich foods (aged cheese, fermented foods) | 🧠 Clinical Rationale: Tyramine with MAOIs causes hypertensive crisis; avoid aged cheese, cured meats, and fermented products. | ❌ Why Not Others? | B — Carbohydrates: Glucose from carbohydrates is the preferred fuel, especially for the brain. | C — Fibre: Identify triggers; fibre and low-FODMAP diets help. | D — Vitamin C: Aids iron absorption. | ⚠️ Exam Trap: Read the exact question — the correct fact and its look-alike options are easy to interchange. | 💎 PNC Pearl: Tyramine-rich foods (aged cheese, fermented foods) → Tyramine with MAOIs causes hypertensive crisis; avoid aged cheese, cured meats, and fermented products</w:t>
       </w:r>
     </w:p>
     <w:p>
@@ -1924,7 +1924,7 @@
     </w:p>
     <w:p>
       <w:r>
-        <w:t>Solution: Transient memory impairment and headache are common; serious complications are rare with modern ECT.</w:t>
+        <w:t>Solution: ✅ Correct Answer: A. Short-term memory loss and headache | 🧠 Clinical Rationale: Transient memory impairment and headache are common; serious complications are rare with modern ECT. | ❌ Why Not Others? | B — Permanent brain damage: not the appropriate nursing action here | C — Seizures for life: not the appropriate nursing action here | D — Blindness: Bitot's spots are foamy conjunctival patches from vitamin A deficiency. | ⚠️ Exam Trap: Read the exact question — the correct fact and its look-alike options are easy to interchange. | 💎 PNC Pearl: Short-term memory loss and headache → Transient memory impairment and headache are common; serious complications are rare with modern ECT</w:t>
       </w:r>
     </w:p>
     <w:p>
@@ -1969,7 +1969,7 @@
     </w:p>
     <w:p>
       <w:r>
-        <w:t>Solution: The newborn is dried, kept warm, positioned, and the airway cleared before any advanced steps.</w:t>
+        <w:t>Solution: ✅ Correct Answer: A. Drying, warming, and clearing the airway | 🧠 Clinical Rationale: The newborn is dried, kept warm, positioned, and the airway cleared before any advanced steps. | ❌ Why Not Others? | B — Chest compressions: not the first step | C — Giving adrenaline: not the first step | D — Intubation: Aspiration of gastric contents under anaesthesia is a classic cause; fast and antacids reduce risk. — not the first step | ⚠️ Exam Trap: Read the exact question — the correct fact and its look-alike options are easy to interchange. | 💎 PNC Pearl: Drying, warming, and clearing the airway = the first step</w:t>
       </w:r>
     </w:p>
     <w:p>
@@ -2014,7 +2014,7 @@
     </w:p>
     <w:p>
       <w:r>
-        <w:t>Solution: BMI ≥30 = obesity; 25–29.9 = overweight; 18.5–24.9 = normal; &lt;18.5 = underweight.</w:t>
+        <w:t>Solution: ✅ Correct Answer: A. 30 kg/m2 or more | 🧠 Clinical Rationale: BMI ≥30 = obesity; 25–29.9 = overweight; 18.5–24.9 = normal; &lt;18.5 = underweight. | ❌ Why Not Others? | B — 25 kg/m2: not the appropriate nursing action here | C — 18.5 kg/m2: not the appropriate nursing action here | D — 40 kg/m2 only: not the appropriate nursing action here | ⚠️ Exam Trap: Read the exact question — the correct fact and its look-alike options are easy to interchange. | 💎 PNC Pearl: 30 kg/m2 or more → BMI ≥30 = obesity; 25–29.9 = overweight; 18.5–24.9 = normal; &lt;18.5 = underweight</w:t>
       </w:r>
     </w:p>
     <w:p>
@@ -2059,7 +2059,7 @@
     </w:p>
     <w:p>
       <w:r>
-        <w:t>Solution: Melanocytes sit in the deepest epidermal layer and transfer melanin to keratinocytes.</w:t>
+        <w:t>Solution: ✅ Correct Answer: A. Stratum basale (germinativum) | 🧠 Clinical Rationale: Melanocytes sit in the deepest epidermal layer and transfer melanin to keratinocytes. | ❌ Why Not Others? | B — Stratum corneum: not the correct location | C — Dermis: The dermis is vascular and innervated. — not the correct location | D — Hypodermis: not the correct location | ⚠️ Exam Trap: Read the exact question — the correct fact and its look-alike options are easy to interchange. | 💎 PNC Pearl: Stratum basale (germinativum) → Melanocytes sit in the deepest epidermal layer and transfer melanin to keratinocytes</w:t>
       </w:r>
     </w:p>
     <w:p>
@@ -2104,7 +2104,7 @@
     </w:p>
     <w:p>
       <w:r>
-        <w:t>Solution: A painless, firm, irregular, non-mobile lump is the classic presentation; screen with mammography.</w:t>
+        <w:t>Solution: ✅ Correct Answer: A. A painless, hard, irregular lump | 🧠 Clinical Rationale: A painless, firm, irregular, non-mobile lump is the classic presentation; screen with mammography. | ❌ Why Not Others? | B — Painful nipple discharge: not the appropriate nursing action here | C — Redness only: not the appropriate nursing action here | D — Weight loss: Severe vomiting causes dehydration, hypokalaemia, ketosis, and weight loss; IV fluids and antiemetics are n... | ⚠️ Exam Trap: Read the exact question — the correct fact and its look-alike options are easy to interchange. | 💎 PNC Pearl: A painless, hard, irregular lump → A painless, firm, irregular, non-mobile lump is the classic presentation; screen with mammography</w:t>
       </w:r>
     </w:p>
     <w:p>
@@ -2149,7 +2149,7 @@
     </w:p>
     <w:p>
       <w:r>
-        <w:t>Solution: Contaminated water spreads cholera, typhoid, hepatitis E, and diarrhoea.</w:t>
+        <w:t>Solution: ✅ Correct Answer: A. Faecal contamination of drinking water | 🧠 Clinical Rationale: Contaminated water spreads cholera, typhoid, hepatitis E, and diarrhoea. | ❌ Why Not Others? | B — Air pollution: NCAP cuts PM2.5 levels in 131 cities. | C — Noise: Hearing protection and noise monitoring prevent NIHL. | D — Radiation: Radiant loss of heat from the body surface predominates at rest. | ⚠️ Exam Trap: Read the exact question — the correct fact and its look-alike options are easy to interchange. | 💎 PNC Pearl: Faecal contamination of drinking water → Contaminated water spreads cholera, typhoid, hepatitis E, and diarrhoea</w:t>
       </w:r>
     </w:p>
     <w:p>
@@ -2194,7 +2194,7 @@
     </w:p>
     <w:p>
       <w:r>
-        <w:t>Solution: The reservoir bag must remain inflated between breaths; flow is titrated to bag collapse, usually 10–15 L/min.</w:t>
+        <w:t>Solution: ✅ Correct Answer: A. Keeps the reservoir bag inflated (10–15 L/min) | 🧠 Clinical Rationale: The reservoir bag must remain inflated between breaths; flow is titrated to bag collapse, usually 10–15 L/min. | ❌ Why Not Others? | B — Is always 2 L/min: not the appropriate nursing action here | C — Matches the client's respiratory rate: not the appropriate nursing action here | D — Never exceeds 6 L/min: not the appropriate nursing action here | ⚠️ Exam Trap: Read the exact question — the correct fact and its look-alike options are easy to interchange. | 💎 PNC Pearl: Keeps the reservoir bag inflated (10–15 L/min) → The reservoir bag must remain inflated between breaths; flow is titrated to bag collapse, usually 10–15 L/min</w:t>
       </w:r>
     </w:p>
     <w:p>
@@ -2239,7 +2239,7 @@
     </w:p>
     <w:p>
       <w:r>
-        <w:t>Solution: Kwashiorkor (protein deficiency with adequate calories): oedema, pot belly, skin/hair changes.</w:t>
+        <w:t>Solution: ✅ Correct Answer: A. Oedema, fatty liver, and depigmented hair | 🧠 Clinical Rationale: Kwashiorkor (protein deficiency with adequate calories): oedema, pot belly, skin/hair changes. | ❌ Why Not Others? | B — Severe wasting without oedema: not the appropriate nursing action here | C — Rickets: Causes bowed legs and poor mineralization. | D — Scurvy: Bleeding gums, poor wound healing, and petechiae from defective collagen. | ⚠️ Exam Trap: Read the exact question — the correct fact and its look-alike options are easy to interchange. | 💎 PNC Pearl: Oedema, fatty liver, and depigmented hair → Kwashiorkor (protein deficiency with adequate calories): oedema, pot belly, skin/hair changes</w:t>
       </w:r>
     </w:p>
     <w:p>
@@ -2284,7 +2284,7 @@
     </w:p>
     <w:p>
       <w:r>
-        <w:t>Solution: Each kidney contains about 1 million nephrons, the structural-functional units of urine formation.</w:t>
+        <w:t>Solution: ✅ Correct Answer: A. Nephron | 🧠 Clinical Rationale: Each kidney contains about 1 million nephrons, the structural-functional units of urine formation. | ❌ Why Not Others? | B — Alveolus: Alveoli are the sites of gas exchange. — the unit of a different quantity | C — Neuron: Neurons transmit electrical signals. — the unit of a different quantity | D — Hepatocyte: the unit of a different quantity | ⚠️ Exam Trap: Match each unit to its exact quantity — units of related quantities are the classic trap. | 💎 PNC Pearl: Nephron → Each kidney contains about 1 million nephrons, the structural-functional units of urine formation</w:t>
       </w:r>
     </w:p>
     <w:p>
@@ -2329,7 +2329,7 @@
     </w:p>
     <w:p>
       <w:r>
-        <w:t>Solution: Crossing over during prophase I of meiosis increases genetic variation.</w:t>
+        <w:t>Solution: ✅ Correct Answer: A. Crossing over | 🧠 Clinical Rationale: Crossing over during prophase I of meiosis increases genetic variation. | ❌ Why Not Others? | B — Mutation: Retinoblastoma presents with leukocoria (cat's eye reflex) in young children. | C — Transcription: not the appropriate nursing action here | D — Replication: not the appropriate nursing action here | ⚠️ Exam Trap: Read the exact question — the correct fact and its look-alike options are easy to interchange. | 💎 PNC Pearl: Crossing over → during prophase I of meiosis increases genetic variation</w:t>
       </w:r>
     </w:p>
     <w:p>
@@ -2374,7 +2374,7 @@
     </w:p>
     <w:p>
       <w:r>
-        <w:t>Solution: Femoral hernias are more common in women and carry a higher strangulation risk.</w:t>
+        <w:t>Solution: ✅ Correct Answer: A. Femoral hernia | 🧠 Clinical Rationale: Femoral hernias are more common in women and carry a higher strangulation risk. | ❌ Why Not Others? | B — Inguinal hernia: Inguinal hernias are the most common, especially in men. | C — Umbilical hernia: not the appropriate nursing action here | D — Incisional hernia: not the appropriate nursing action here | ⚠️ Exam Trap: Read the exact question — the correct fact and its look-alike options are easy to interchange. | 💎 PNC Pearl: Femoral hernia → Femoral hernias are more common in women and carry a higher strangulation risk</w:t>
       </w:r>
     </w:p>
     <w:p>
@@ -2419,7 +2419,7 @@
     </w:p>
     <w:p>
       <w:r>
-        <w:t>Solution: Referral links community care with hospitals, ensuring timely specialist care.</w:t>
+        <w:t>Solution: ✅ Correct Answer: A. Ensure continuity of care for clients needing higher-level services | 🧠 Clinical Rationale: Referral links community care with hospitals, ensuring timely specialist care. | ❌ Why Not Others? | B — Reduce hospital load only: not the appropriate nursing action here | C — Avoid documentation: not the appropriate nursing action here | D — Delay treatment: not the appropriate nursing action here | ⚠️ Exam Trap: Read the exact question — the correct fact and its look-alike options are easy to interchange. | 💎 PNC Pearl: Ensure continuity of care for clients needing higher-level services → Referral links community care with hospitals, ensuring timely specialist care</w:t>
       </w:r>
     </w:p>
     <w:p>
@@ -2464,7 +2464,7 @@
     </w:p>
     <w:p>
       <w:r>
-        <w:t>Solution: The gluteus maximus is the largest muscle by volume.</w:t>
+        <w:t>Solution: ✅ Correct Answer: A. Gluteus maximus | 🧠 Clinical Rationale: The gluteus maximus is the largest muscle by volume. | ❌ Why Not Others? | B — Latissimus dorsi: not the largest muscle | C — Quadriceps femoris: not the largest muscle | D — Trapezius: not the largest muscle | ⚠️ Exam Trap: Read the exact question — the correct fact and its look-alike options are easy to interchange. | 💎 PNC Pearl: Gluteus maximus = the largest muscle</w:t>
       </w:r>
     </w:p>
     <w:p>
@@ -2509,7 +2509,7 @@
     </w:p>
     <w:p>
       <w:r>
-        <w:t>Solution: Sensory memory lasts milliseconds; short-term about 20–30 seconds; long-term is permanent.</w:t>
+        <w:t>Solution: ✅ Correct Answer: A. Short-term (working) memory | 🧠 Clinical Rationale: Sensory memory lasts milliseconds; short-term about 20–30 seconds; long-term is permanent. | ❌ Why Not Others? | B — Long-term memory: not the appropriate nursing action here | C — Sensory memory: not the appropriate nursing action here | D — Procedural memory: not the appropriate nursing action here | ⚠️ Exam Trap: Don’t confuse "Short-term (working) memory" with "Long-term memory" — they look alike and are easy to interchange. | 💎 PNC Pearl: Short-term (working) memory → Sensory memory lasts milliseconds; short-term about 20–30 seconds; long-term is permanent</w:t>
       </w:r>
     </w:p>
     <w:p>
@@ -2554,7 +2554,7 @@
     </w:p>
     <w:p>
       <w:r>
-        <w:t>Solution: Assessment of the crisis, safety, and coping resources precedes any intervention.</w:t>
+        <w:t>Solution: ✅ Correct Answer: A. Assessing the problem and safety | 🧠 Clinical Rationale: Assessment of the crisis, safety, and coping resources precedes any intervention. | ❌ Why Not Others? | B — Prescribing drugs: not the first step | C — Discharging the client: not the first step | D — Confronting behaviour: not the first step | ⚠️ Exam Trap: Read the exact question — the correct fact and its look-alike options are easy to interchange. | 💎 PNC Pearl: Assessing the problem and safety = the first step</w:t>
       </w:r>
     </w:p>
     <w:p>
@@ -2599,7 +2599,7 @@
     </w:p>
     <w:p>
       <w:r>
-        <w:t>Solution: Fasting plasma glucose is normally 70–100 mg/dl; above 126 mg/dl suggests diabetes.</w:t>
+        <w:t>Solution: ✅ Correct Answer: A. 70–100 mg/dl | 🧠 Clinical Rationale: Fasting plasma glucose is normally 70–100 mg/dl; above 126 mg/dl suggests diabetes. | ❌ Why Not Others? | B — 140–180 mg/dl: not the appropriate nursing action here | C — 200 mg/dl: not the appropriate nursing action here | D — 30–50 mg/dl: not the appropriate nursing action here | ⚠️ Exam Trap: Read the exact question — the correct fact and its look-alike options are easy to interchange. | 💎 PNC Pearl: 70–100 mg/dl → Fasting plasma glucose is normally ; above 126 mg/dl suggests diabetes</w:t>
       </w:r>
     </w:p>
     <w:p>
@@ -2644,7 +2644,7 @@
     </w:p>
     <w:p>
       <w:r>
-        <w:t>Solution: 750 ÷ 250 = 3 times the 5 ml measure = 15 ml.</w:t>
+        <w:t>Solution: ✅ Correct Answer: A. 15 ml | 🧠 Clinical Rationale: 750 ÷ 250 = 3 times the 5 ml measure = 15 ml. | ❌ Why Not Others? | B — 5 ml: not the appropriate nursing action here | C — 10 ml: not the appropriate nursing action here | D — 20 ml: not the appropriate nursing action here | ⚠️ Exam Trap: Don’t confuse "15 ml" with "5 ml" — they look alike and are easy to interchange. | 💎 PNC Pearl: 15 ml → 750 ÷ 250 = 3 times the 5 ml measure =</w:t>
       </w:r>
     </w:p>
     <w:p>
@@ -2689,7 +2689,7 @@
     </w:p>
     <w:p>
       <w:r>
-        <w:t>Solution: The 4th stage is the critical immediate postpartum period when PPH is most likely.</w:t>
+        <w:t>Solution: ✅ Correct Answer: A. The first 1–4 hours after delivery (immediate postpartum observation) | 🧠 Clinical Rationale: The 4th stage is the critical immediate postpartum period when PPH is most likely. | ❌ Why Not Others? | B — The first 6 weeks: not the appropriate nursing action here | C — The latent phase: not the appropriate nursing action here | D — The active phase: not the appropriate nursing action here | ⚠️ Exam Trap: Don’t confuse "The first 1–4 hours after delivery (immediate postpartum observation)" with "The first 6 weeks" — they look alike and are easy to interchange. | 💎 PNC Pearl: The first 1–4 hours after delivery (immediate postpartum observation) → The 4th stage is the critical immediate postpartum period when PPH is most likely</w:t>
       </w:r>
     </w:p>
     <w:p>
@@ -2734,7 +2734,7 @@
     </w:p>
     <w:p>
       <w:r>
-        <w:t>Solution: Corynebacterium diphtheriae toxin causes pseudomembrane and myocarditis/neuropathy.</w:t>
+        <w:t>Solution: ✅ Correct Answer: A. Inhibits protein synthesis causing membrane formation | 🧠 Clinical Rationale: Corynebacterium diphtheriae toxin causes pseudomembrane and myocarditis/neuropathy. | ❌ Why Not Others? | B — Destroys red cells: not the appropriate nursing action here | C — Causes paralysis only: not the appropriate nursing action here | D — Raises temperature: not the appropriate nursing action here | ⚠️ Exam Trap: Read the exact question — the correct fact and its look-alike options are easy to interchange. | 💎 PNC Pearl: Inhibits protein synthesis causing membrane formation → Corynebacterium diphtheriae toxin causes pseudomembrane and myocarditis/neuropathy</w:t>
       </w:r>
     </w:p>
     <w:p>
@@ -2779,7 +2779,7 @@
     </w:p>
     <w:p>
       <w:r>
-        <w:t>Solution: Continue feeding or pumping to prevent engorgement and abscess; antibiotics and analgesics are given.</w:t>
+        <w:t>Solution: ✅ Correct Answer: A. Continue breastfeeding/emptying the breast and take prescribed antibiotics | 🧠 Clinical Rationale: Continue feeding or pumping to prevent engorgement and abscess; antibiotics and analgesics are given. | ❌ Why Not Others? | B — Stop feeding on the affected side: not the appropriate nursing action here | C — Apply heat only: not the appropriate nursing action here | D — Avoid fluids: not the appropriate nursing action here | ⚠️ Exam Trap: Read the exact question — the correct fact and its look-alike options are easy to interchange. | 💎 PNC Pearl: Continue breastfeeding/emptying the breast and take prescribed antibiotics → Continue feeding or pumping to prevent engorgement and abscess; antibiotics and analgesics are given</w:t>
       </w:r>
     </w:p>
     <w:p>
@@ -2824,7 +2824,7 @@
     </w:p>
     <w:p>
       <w:r>
-        <w:t>Solution: Fibre (25–30 g) plus fluids softens stool and promotes regularity.</w:t>
+        <w:t>Solution: ✅ Correct Answer: A. High fibre with adequate fluids | 🧠 Clinical Rationale: Fibre (25–30 g) plus fluids softens stool and promotes regularity. | ❌ Why Not Others? | B — Low fibre: Fibre, fluids, and activity relieve constipation. | C — High fat only: not the appropriate nursing action here | D — Only refined food: not the appropriate nursing action here | ⚠️ Exam Trap: Read the exact question — the correct fact and its look-alike options are easy to interchange. | 💎 PNC Pearl: High fibre with adequate fluids → Fibre (25–30 g) plus fluids softens stool and promotes regularity</w:t>
       </w:r>
     </w:p>
     <w:p>
@@ -2869,7 +2869,7 @@
     </w:p>
     <w:p>
       <w:r>
-        <w:t>Solution: Sodium depletion raises lithium levels; dehydration and diuretics precipitate toxicity.</w:t>
+        <w:t>Solution: ✅ Correct Answer: A. Maintain consistent salt and fluid intake | 🧠 Clinical Rationale: Sodium depletion raises lithium levels; dehydration and diuretics precipitate toxicity. | ❌ Why Not Others? | B — Restrict water: not the appropriate nursing action here | C — Increase salt drastically: not the appropriate nursing action here | D — Skip doses: DOACs need adherence; INR is not used for dabigatran. | ⚠️ Exam Trap: Read the exact question — the correct fact and its look-alike options are easy to interchange. | 💎 PNC Pearl: Maintain consistent salt and fluid intake → Sodium depletion raises lithium levels; dehydration and diuretics precipitate toxicity</w:t>
       </w:r>
     </w:p>
     <w:p>
@@ -2914,7 +2914,7 @@
     </w:p>
     <w:p>
       <w:r>
-        <w:t>Solution: Dorothea Orem's theory holds that nursing is needed when a person's self-care demands exceed self-care abilities.</w:t>
+        <w:t>Solution: ✅ Correct Answer: A. Orem's Self-Care Deficit Theory | 🧠 Clinical Rationale: Dorothea Orem's theory holds that nursing is needed when a person's self-care demands exceed self-care abilities. | ❌ Why Not Others? | B — Roy's Adaptation Model: not the appropriate nursing action here | C — Peplau's Interpersonal Theory: not the appropriate nursing action here | D — Leininger's Culture Care Theory: not the appropriate nursing action here | ⚠️ Exam Trap: Don’t confuse "Orem's Self-Care Deficit Theory" with "Leininger's Culture Care Theory" — they look alike and are easy to interchange. | 💎 PNC Pearl: Orem's Self-Care Deficit Theory → Dorothea Orem's theory holds that nursing is needed when a person's self-care demands exceed self-care abilities</w:t>
       </w:r>
     </w:p>
     <w:p>
@@ -2959,7 +2959,7 @@
     </w:p>
     <w:p>
       <w:r>
-        <w:t>Solution: Progesterone from the corpus luteum maintains the endometrium until the placenta takes over.</w:t>
+        <w:t>Solution: ✅ Correct Answer: A. Progesterone | 🧠 Clinical Rationale: Progesterone from the corpus luteum maintains the endometrium until the placenta takes over. | ❌ Why Not Others? | B — Oestrogen only: not the appropriate nursing action here | C — Prolactin: From the anterior pituitary drives milk synthesis. | D — hCG: From the syncytiotrophoblast maintains the corpus luteum until the placenta takes over progesterone product... | ⚠️ Exam Trap: Read the exact question — the correct fact and its look-alike options are easy to interchange. | 💎 PNC Pearl: Progesterone → from the corpus luteum maintains the endometrium until the placenta takes over</w:t>
       </w:r>
     </w:p>
     <w:p>
@@ -3004,7 +3004,7 @@
     </w:p>
     <w:p>
       <w:r>
-        <w:t>Solution: Rapid-acting insulins are given immediately before meals, peaking at 1–2 hours.</w:t>
+        <w:t>Solution: ✅ Correct Answer: A. 10–15 minutes | 🧠 Clinical Rationale: Rapid-acting insulins are given immediately before meals, peaking at 1–2 hours. | ❌ Why Not Others? | B — 1 hour: Early initiation (within 1 hour) provides colostrum and reduces newborn death. | C — 3 hours: not the appropriate nursing action here | D — 6 hours: not the appropriate nursing action here | ⚠️ Exam Trap: Read the exact question — the correct fact and its look-alike options are easy to interchange. | 💎 PNC Pearl: 10–15 minutes → Rapid-acting insulins are given immediately before meals, peaking at 1–2 hours</w:t>
       </w:r>
     </w:p>
     <w:p>
@@ -3049,7 +3049,7 @@
     </w:p>
     <w:p>
       <w:r>
-        <w:t>Solution: Alcohol and tobacco cause foetal harm (FAS, low birth weight); abstain throughout pregnancy.</w:t>
+        <w:t>Solution: ✅ Correct Answer: A. Alcohol and tobacco | 🧠 Clinical Rationale: Alcohol and tobacco cause foetal harm (FAS, low birth weight); abstain throughout pregnancy. | ❌ Why Not Others? | B — Green vegetables: not the appropriate nursing action here | C — Fruits: The plate method simplifies portion control. | D — Milk: B12 is found only in animal products; vegetarians are at risk. | ⚠️ Exam Trap: Read the exact question — the correct fact and its look-alike options are easy to interchange. | 💎 PNC Pearl: Alcohol and tobacco → cause foetal harm (FAS, low birth weight); abstain throughout pregnancy</w:t>
       </w:r>
     </w:p>
     <w:p>
@@ -3094,7 +3094,7 @@
     </w:p>
     <w:p>
       <w:r>
-        <w:t>Solution: PDA connects the descending aorta to the pulmonary artery; indomethacin closes it in preterm infants.</w:t>
+        <w:t>Solution: ✅ Correct Answer: A. Aorta and pulmonary artery | 🧠 Clinical Rationale: PDA connects the descending aorta to the pulmonary artery; indomethacin closes it in preterm infants. | ❌ Why Not Others? | B — Right and left atrium: not the appropriate nursing action here | C — Right and left ventricle: not the appropriate nursing action here | D — Aorta and vena cava: not the appropriate nursing action here | ⚠️ Exam Trap: Don’t confuse "Aorta and pulmonary artery" with "Aorta and vena cava" — they look alike and are easy to interchange. | 💎 PNC Pearl: Aorta and pulmonary artery → PDA connects the descending aorta to the pulmonary artery; indomethacin closes it in preterm infants</w:t>
       </w:r>
     </w:p>
     <w:p>
@@ -3139,7 +3139,7 @@
     </w:p>
     <w:p>
       <w:r>
-        <w:t>Solution: PHC essentials: education, food/nutrition, water/sanitation, MCH/FP, immunization, endemic disease control, treatment, essential drugs.</w:t>
+        <w:t>Solution: ✅ Correct Answer: A. Tertiary cardiac surgery | 🧠 Clinical Rationale: PHC essentials: education, food/nutrition, water/sanitation, MCH/FP, immunization, endemic disease control, treatment, essential drugs. | ❌ Why Not Others? | B — Health education: a true statement, but the question asks EXCEPT | C — Immunization: Immunization = Primary prevention — not the odd one out here (question asks EXCEPT) | D — Treatment of common diseases: a true statement, but the question asks EXCEPT | ⚠️ Exam Trap: EXCEPT question — the odd one out is the answer, not the true statements. | 💎 PNC Pearl: In EXCEPT questions, the odd one out is the answer.</w:t>
       </w:r>
     </w:p>
     <w:p>
@@ -3184,7 +3184,7 @@
     </w:p>
     <w:p>
       <w:r>
-        <w:t>Solution: WHO recommends 8+ contacts: first trimester, then regular through pregnancy for early detection of risk.</w:t>
+        <w:t>Solution: ✅ Correct Answer: A. At least 8 visits | 🧠 Clinical Rationale: WHO recommends 8+ contacts: first trimester, then regular through pregnancy for early detection of risk. | ❌ Why Not Others? | B — 2 visits: an incorrect number | C — 1 visit: an incorrect number | D — 15 visits: an incorrect number | ⚠️ Exam Trap: Read the exact question — the correct fact and its look-alike options are easy to interchange. | 💎 PNC Pearl: At least 8 visits → WHO recommends 8+ contacts: first trimester, then regular through pregnancy for early detection of risk</w:t>
       </w:r>
     </w:p>
     <w:p>
@@ -3229,7 +3229,7 @@
     </w:p>
     <w:p>
       <w:r>
-        <w:t>Solution: Rehydration saves lives; antibiotics (doxycycline) shorten shedding but fluids are primary.</w:t>
+        <w:t>Solution: ✅ Correct Answer: A. Prompt fluid and electrolyte replacement | 🧠 Clinical Rationale: Rehydration saves lives; antibiotics (doxycycline) shorten shedding but fluids are primary. | ❌ Why Not Others? | B — Antibiotics alone: not the correct first action | C — Antidiarrhoeals: not the correct first action | D — Blood transfusion: Comprehensive EmOC = BEmOC + surgery and blood transfusion. — not the correct first action | ⚠️ Exam Trap: Read the exact question — the correct fact and its look-alike options are easy to interchange. | 💎 PNC Pearl: Prompt fluid and electrolyte replacement → Rehydration saves lives; antibiotics (doxycycline) shorten shedding but fluids are primary</w:t>
       </w:r>
     </w:p>
     <w:p>
@@ -3274,7 +3274,7 @@
     </w:p>
     <w:p>
       <w:r>
-        <w:t>Solution: IV/IM oxytocin is the first-line uterotonic for active management of the third stage and atony.</w:t>
+        <w:t>Solution: ✅ Correct Answer: A. Oxytocin | 🧠 Clinical Rationale: IV/IM oxytocin is the first-line uterotonic for active management of the third stage and atony. | ❌ Why Not Others? | B — Ergometrine: not the first choice | C — Misoprostol: Mifepristone (anti-progestin) plus misoprostol is effective for early medical abortion. — not the first choice | D — Carboprost: not the first choice | ⚠️ Exam Trap: Read the exact question — the correct fact and its look-alike options are easy to interchange. | 💎 PNC Pearl: Oxytocin = the first choice</w:t>
       </w:r>
     </w:p>
     <w:p>
@@ -3319,7 +3319,7 @@
     </w:p>
     <w:p>
       <w:r>
-        <w:t>Solution: E. histolytica causes amoebic dysentery with bloody mucus stools and liver abscess.</w:t>
+        <w:t>Solution: ✅ Correct Answer: A. Entamoeba histolytica | 🧠 Clinical Rationale: E. histolytica causes amoebic dysentery with bloody mucus stools and liver abscess. | ❌ Why Not Others? | B — Giardia lamblia: Giardia causes malabsorptive diarrhoea from contaminated water. | C — Cryptosporidium: Causes severe watery diarrhoea in AIDS. | D — Taenia: Cysticercosis causes seizures and is common in endemic areas. | ⚠️ Exam Trap: Read the exact question — the correct fact and its look-alike options are easy to interchange. | 💎 PNC Pearl: Entamoeba histolytica → E. histolytica causes amoebic dysentery with bloody mucus stools and liver abscess</w:t>
       </w:r>
     </w:p>
     <w:p>
@@ -3364,7 +3364,7 @@
     </w:p>
     <w:p>
       <w:r>
-        <w:t>Solution: GFR of 125 ml/min × 1440 min ≈ 180 L of filtrate daily, of which 99% is reabsorbed.</w:t>
+        <w:t>Solution: ✅ Correct Answer: A. 180 litres | 🧠 Clinical Rationale: GFR of 125 ml/min × 1440 min ≈ 180 L of filtrate daily, of which 99% is reabsorbed. | ❌ Why Not Others? | B — 1.5 litres: not the appropriate nursing action here | C — 50 litres: not the appropriate nursing action here | D — 500 litres: not the appropriate nursing action here | ⚠️ Exam Trap: Read the exact question — the correct fact and its look-alike options are easy to interchange. | 💎 PNC Pearl: 180 litres → GFR of 125 ml/min × 1440 min ≈ 180 L of filtrate daily, of which 99% is reabsorbed</w:t>
       </w:r>
     </w:p>
     <w:p>
@@ -3409,7 +3409,7 @@
     </w:p>
     <w:p>
       <w:r>
-        <w:t>Solution: Normal oral temperature averages 37°C or 98.6°F, with a normal range of 36.1–37.2°C.</w:t>
+        <w:t>Solution: ✅ Correct Answer: A. 37.0°C (98.6°F) | 🧠 Clinical Rationale: Normal oral temperature averages 37°C or 98.6°F, with a normal range of 36.1–37.2°C. | ❌ Why Not Others? | B — 35.5°C (96°F): not the appropriate nursing action here | C — 38.5°C (101°F): not the appropriate nursing action here | D — 39.0°C (102.2°F): not the appropriate nursing action here | ⚠️ Exam Trap: Read the exact question — the correct fact and its look-alike options are easy to interchange. | 💎 PNC Pearl: 37.0°C (98.6°F) → Normal oral temperature averages 37°C or 98.6°F, with a normal range of 36.1–37.2°C</w:t>
       </w:r>
     </w:p>
     <w:p>
@@ -3454,7 +3454,7 @@
     </w:p>
     <w:p>
       <w:r>
-        <w:t>Solution: Prophylactic eye care (antibiotic ointment) prevents ophthalmia neonatorum from gonococcus/chlamydia.</w:t>
+        <w:t>Solution: ✅ Correct Answer: A. Chemical (silver nitrate) and bacterial infection | 🧠 Clinical Rationale: Prophylactic eye care (antibiotic ointment) prevents ophthalmia neonatorum from gonococcus/chlamydia. | ❌ Why Not Others? | B — Allergy: Screening prevents anaphylaxis; also send cultures before starting therapy. | C — Dry eyes: not the appropriate nursing action here | D — Trauma: Birth trauma, episiotomy pain, and epidurals impair bladder sensation; monitor voiding closely. | ⚠️ Exam Trap: Read the exact question — the correct fact and its look-alike options are easy to interchange. | 💎 PNC Pearl: Chemical (silver nitrate) and bacterial infection → Prophylactic eye care (antibiotic ointment) prevents ophthalmia neonatorum from gonococcus/chlamydia</w:t>
       </w:r>
     </w:p>
     <w:p>
@@ -3499,7 +3499,7 @@
     </w:p>
     <w:p>
       <w:r>
-        <w:t>Solution: Albumin (about 55–60% of plasma proteins) maintains oncotic pressure and transports substances.</w:t>
+        <w:t>Solution: ✅ Correct Answer: A. Albumin | 🧠 Clinical Rationale: Albumin (about 55–60% of plasma proteins) maintains oncotic pressure and transports substances. | ❌ Why Not Others? | B — Globulin: not the appropriate nursing action here | C — Fibrinogen: not the appropriate nursing action here | D — Prothrombin: Vitamin K is needed for factors II, VII, IX, X. | ⚠️ Exam Trap: Read the exact question — the correct fact and its look-alike options are easy to interchange. | 💎 PNC Pearl: Albumin → (about 55–60% of plasma proteins) maintains oncotic pressure and transports substances</w:t>
       </w:r>
     </w:p>
     <w:p>
@@ -3544,7 +3544,7 @@
     </w:p>
     <w:p>
       <w:r>
-        <w:t>Solution: Sanitation covers water, waste, excreta, housing, and vector control; AC is not sanitation.</w:t>
+        <w:t>Solution: ✅ Correct Answer: A. Air conditioning of homes | 🧠 Clinical Rationale: Sanitation covers water, waste, excreta, housing, and vector control; AC is not sanitation. | ❌ Why Not Others? | B — Safe water supply: a true statement, but the question asks EXCEPT | C — Excreta disposal: a true statement, but the question asks EXCEPT | D — Vector control: a true statement, but the question asks EXCEPT | ⚠️ Exam Trap: EXCEPT question — the odd one out is the answer, not the true statements. | 💎 PNC Pearl: In EXCEPT questions, the odd one out is the answer.</w:t>
       </w:r>
     </w:p>
     <w:p>
@@ -3589,7 +3589,7 @@
     </w:p>
     <w:p>
       <w:r>
-        <w:t>Solution: Bipolar I: manic ± depressive episodes; bipolar II: hypomania + depression.</w:t>
+        <w:t>Solution: ✅ Correct Answer: A. Episodes of mania and depression | 🧠 Clinical Rationale: Bipolar I: manic ± depressive episodes; bipolar II: hypomania + depression. | ❌ Why Not Others? | B — Only manic episodes: not the appropriate nursing action here | C — Chronic low mood: not the appropriate nursing action here | D — Psychosis only: not the appropriate nursing action here | ⚠️ Exam Trap: Read the exact question — the correct fact and its look-alike options are easy to interchange. | 💎 PNC Pearl: Episodes of mania and depression → Bipolar I: manic ± depressive episodes; bipolar II: hypomania + depression</w:t>
       </w:r>
     </w:p>
     <w:p>
@@ -3634,7 +3634,7 @@
     </w:p>
     <w:p>
       <w:r>
-        <w:t>Solution: A 45° angle is used with a short/thin skinfold, 90° when a generous pinch is available, to reach subcutaneous tissue.</w:t>
+        <w:t>Solution: ✅ Correct Answer: A. 45° or 90° depending on skinfold thickness | 🧠 Clinical Rationale: A 45° angle is used with a short/thin skinfold, 90° when a generous pinch is available, to reach subcutaneous tissue. | ❌ Why Not Others? | B — 15° always: not the appropriate nursing action here | C — 10° always: not the appropriate nursing action here | D — 180° always: not the appropriate nursing action here | ⚠️ Exam Trap: Read the exact question — the correct fact and its look-alike options are easy to interchange. | 💎 PNC Pearl: 45° or 90° depending on skinfold thickness → A 45° angle is used with a short/thin skinfold, 90° when a generous pinch is available, to reach subcutaneous tissue</w:t>
       </w:r>
     </w:p>
     <w:p>
@@ -3679,7 +3679,7 @@
     </w:p>
     <w:p>
       <w:r>
-        <w:t>Solution: Aseptic insertion, closed drainage, and early removal are key; the bag stays below bladder level.</w:t>
+        <w:t>Solution: ✅ Correct Answer: A. Using aseptic technique and removing the catheter early | 🧠 Clinical Rationale: Aseptic insertion, closed drainage, and early removal are key; the bag stays below bladder level. | ❌ Why Not Others? | B — Daily catheter irrigation: not the correct first action | C — Routine antibiotic flush: not the correct first action | D — Placing the bag above bladder level: not the correct first action | ⚠️ Exam Trap: Read the exact question — the correct fact and its look-alike options are easy to interchange. | 💎 PNC Pearl: Using aseptic technique and removing the catheter early → Aseptic insertion, closed drainage, and early removal are key; the bag stays below bladder level</w:t>
       </w:r>
     </w:p>
     <w:p>
@@ -3724,7 +3724,7 @@
     </w:p>
     <w:p>
       <w:r>
-        <w:t>Solution: The second stage runs from full dilatation to delivery of the baby.</w:t>
+        <w:t>Solution: ✅ Correct Answer: A. Full cervical dilatation (10 cm) | 🧠 Clinical Rationale: The second stage runs from full dilatation to delivery of the baby. | ❌ Why Not Others? | B — Onset of contractions: not the appropriate nursing action here | C — Delivery of the placenta: The third stage ends with placental delivery; it lasts about 5–30 minutes. | D — Rupture of membranes: not the appropriate nursing action here | ⚠️ Exam Trap: Read the exact question — the correct fact and its look-alike options are easy to interchange. | 💎 PNC Pearl: Full cervical dilatation (10 cm) → The second stage runs from full dilatation to delivery of the baby</w:t>
       </w:r>
     </w:p>
     <w:p>
@@ -3769,7 +3769,7 @@
     </w:p>
     <w:p>
       <w:r>
-        <w:t>Solution: High Fowler's position maximizes lung expansion and eases breathing in dyspnoea.</w:t>
+        <w:t>Solution: ✅ Correct Answer: A. High Fowler's (semi-sitting) | 🧠 Clinical Rationale: High Fowler's position maximizes lung expansion and eases breathing in dyspnoea. | ❌ Why Not Others? | B — Supine: Leg elevation improves venous return; loosen tight clothing and monitor. | C — Prone: IHIP provides case-based, real-time disease surveillance. | D — Trendelenburg: Leg elevation improves venous return in shock. | ⚠️ Exam Trap: Read the exact question — the correct fact and its look-alike options are easy to interchange. | 💎 PNC Pearl: High Fowler's (semi-sitting) → High Fowler's position maximizes lung expansion and eases breathing in dyspnoea</w:t>
       </w:r>
     </w:p>
     <w:p>
@@ -3814,7 +3814,7 @@
     </w:p>
     <w:p>
       <w:r>
-        <w:t>Solution: Freud developed psychoanalysis with the id, ego, and superego.</w:t>
+        <w:t>Solution: ✅ Correct Answer: A. Sigmund Freud | 🧠 Clinical Rationale: Freud developed psychoanalysis with the id, ego, and superego. | ❌ Why Not Others? | B — Carl Jung: not the appropriate nursing action here | C — Alfred Adler: not the appropriate nursing action here | D — Erik Erikson: Erikson described eight psychosocial stages. | ⚠️ Exam Trap: Read the exact question — the correct fact and its look-alike options are easy to interchange. | 💎 PNC Pearl: Sigmund Freud → Freud developed psychoanalysis with the id, ego, and superego</w:t>
       </w:r>
     </w:p>
     <w:p>
@@ -3859,7 +3859,7 @@
     </w:p>
     <w:p>
       <w:r>
-        <w:t>Solution: The pupil is the aperture controlled by the iris muscles.</w:t>
+        <w:t>Solution: ✅ Correct Answer: A. Pupil | 🧠 Clinical Rationale: The pupil is the aperture controlled by the iris muscles. | ❌ Why Not Others? | B — Cornea: not the appropriate nursing action here | C — Fovea: not the appropriate nursing action here | D — Canthus: Cleaning inward-to-outward prevents cross-contamination. | ⚠️ Exam Trap: Read the exact question — the correct fact and its look-alike options are easy to interchange. | 💎 PNC Pearl: Pupil → the aperture controlled by the iris muscles</w:t>
       </w:r>
     </w:p>
     <w:p>
@@ -3904,7 +3904,7 @@
     </w:p>
     <w:p>
       <w:r>
-        <w:t>Solution: ERP and SSRIs are first-line; doses are often higher than for depression.</w:t>
+        <w:t>Solution: ✅ Correct Answer: A. SSRIs and exposure-response prevention (CBT) | 🧠 Clinical Rationale: ERP and SSRIs are first-line; doses are often higher than for depression. | ❌ Why Not Others? | B — Antipsychotics alone: not the first | C — ECT: Monitor swallowing and positioning during recovery. — not the first | D — Benzodiazepines alone: not the first | ⚠️ Exam Trap: Read the exact question — the correct fact and its look-alike options are easy to interchange. | 💎 PNC Pearl: SSRIs and exposure-response prevention (CBT) = the first</w:t>
       </w:r>
     </w:p>
     <w:p>
@@ -3949,7 +3949,7 @@
     </w:p>
     <w:p>
       <w:r>
-        <w:t>Solution: Splinting supports the wound, reduces pain, and allows effective coughing to prevent atelectasis and pneumonia.</w:t>
+        <w:t>Solution: ✅ Correct Answer: A. Reduce pain and support the incision | 🧠 Clinical Rationale: Splinting supports the wound, reduces pain, and allows effective coughing to prevent atelectasis and pneumonia. | ❌ Why Not Others? | B — Increase sputum production: not the appropriate nursing action here | C — Speed wound healing: not the appropriate nursing action here | D — Prevent infection: not the appropriate nursing action here | ⚠️ Exam Trap: Read the exact question — the correct fact and its look-alike options are easy to interchange. | 💎 PNC Pearl: Reduce pain and support the incision → Splinting supports the wound, reduces pain, and allows effective coughing to prevent atelectasis and pneumonia</w:t>
       </w:r>
     </w:p>
     <w:p>
@@ -3994,7 +3994,7 @@
     </w:p>
     <w:p>
       <w:r>
-        <w:t>Solution: Allergy screening prevents anaphylaxis; also send cultures before starting therapy.</w:t>
+        <w:t>Solution: ✅ Correct Answer: A. Confirming allergy history | 🧠 Clinical Rationale: Allergy screening prevents anaphylaxis; also send cultures before starting therapy. | ❌ Why Not Others? | B — Checking blood glucose: not the correct first action | C — Measuring weight: not the correct first action | D — Taking temperature: not the correct first action | ⚠️ Exam Trap: Read the exact question — the correct fact and its look-alike options are easy to interchange. | 💎 PNC Pearl: Confirming allergy history → Allergy screening prevents anaphylaxis; also send cultures before starting therapy</w:t>
       </w:r>
     </w:p>
     <w:p>
@@ -4039,7 +4039,7 @@
     </w:p>
     <w:p>
       <w:r>
-        <w:t>Solution: Pellagra's '3 Ds': dermatitis, diarrhoea, dementia (plus death).</w:t>
+        <w:t>Solution: ✅ Correct Answer: A. Pellagra (dermatitis, diarrhoea, dementia) | 🧠 Clinical Rationale: Pellagra's '3 Ds': dermatitis, diarrhoea, dementia (plus death). | ❌ Why Not Others? | B — Beriberi: Thiamine deficiency causes neuropathy and heart failure. | C — Scurvy: Bleeding gums, poor wound healing, and petechiae from defective collagen. | D — Goitre: Iodine deficiency causes goitre, hypothyroidism, and cretinism in children; iodized salt prevents it. | ⚠️ Exam Trap: Read the exact question — the correct fact and its look-alike options are easy to interchange. | 💎 PNC Pearl: Pellagra (dermatitis, diarrhoea, dementia) → Pellagra's '3 Ds': dermatitis, diarrhoea, dementia (plus death)</w:t>
       </w:r>
     </w:p>
     <w:p>
@@ -4084,7 +4084,7 @@
     </w:p>
     <w:p>
       <w:r>
-        <w:t>Solution: The DCF in summer pre-monsoon promotes ORS, zinc, and handwashing.</w:t>
+        <w:t>Solution: ✅ Correct Answer: A. June–July (before monsoon) | 🧠 Clinical Rationale: The DCF in summer pre-monsoon promotes ORS, zinc, and handwashing. | ❌ Why Not Others? | B — January: India's COVID vaccination drive began on 16 January 2021. | C — October: 2 October marks Gandhi's birth anniversary. | D — December: The Constituent Assembly convened on 9 December 1946. | ⚠️ Exam Trap: Read the exact question — the correct fact and its look-alike options are easy to interchange. | 💎 PNC Pearl: June–July (before monsoon) → The DCF in summer pre-monsoon promotes ORS, zinc, and handwashing</w:t>
       </w:r>
     </w:p>
     <w:p>
@@ -4129,7 +4129,7 @@
     </w:p>
     <w:p>
       <w:r>
-        <w:t>Solution: Waiting homes enable timely access to care for high-risk mothers.</w:t>
+        <w:t>Solution: ✅ Correct Answer: A. High-risk women awaiting delivery close to the facility | 🧠 Clinical Rationale: Waiting homes enable timely access to care for high-risk mothers. | ❌ Why Not Others? | B — Only visitors: not the appropriate nursing action here | C — Only staff: not the appropriate nursing action here | D — Only newborns: not the appropriate nursing action here | ⚠️ Exam Trap: Read the exact question — the correct fact and its look-alike options are easy to interchange. | 💎 PNC Pearl: High-risk women awaiting delivery close to the facility → Waiting homes enable timely access to care for high-risk mothers</w:t>
       </w:r>
     </w:p>
     <w:p>
@@ -4174,7 +4174,7 @@
     </w:p>
     <w:p>
       <w:r>
-        <w:t>Solution: ART is provided free to all people living with HIV.</w:t>
+        <w:t>Solution: ✅ Correct Answer: A. Free lifelong antiretroviral therapy | 🧠 Clinical Rationale: ART is provided free to all people living with HIV. | ❌ Why Not Others? | B — Paid monthly: not the appropriate nursing action here | C — Only in private clinics: not the appropriate nursing action here | D — Only for children: not the appropriate nursing action here | ⚠️ Exam Trap: Read the exact question — the correct fact and its look-alike options are easy to interchange. | 💎 PNC Pearl: Free lifelong antiretroviral therapy → ART is provided free to all people living with HIV</w:t>
       </w:r>
     </w:p>
     <w:p>
@@ -4219,7 +4219,7 @@
     </w:p>
     <w:p>
       <w:r>
-        <w:t>Solution: PPTCT provides ART, safe delivery, and infant prophylaxis.</w:t>
+        <w:t>Solution: ✅ Correct Answer: A. ART for mother and newborn with safe delivery practices | 🧠 Clinical Rationale: PPTCT provides ART, safe delivery, and infant prophylaxis. | ❌ Why Not Others? | B — Only formula: not the appropriate nursing action here | C — Only caesarean: not the appropriate nursing action here | D — Only isolation: not the appropriate nursing action here | ⚠️ Exam Trap: Read the exact question — the correct fact and its look-alike options are easy to interchange. | 💎 PNC Pearl: ART for mother and newborn with safe delivery practices → PPTCT provides ART, safe delivery, and infant prophylaxis</w:t>
       </w:r>
     </w:p>
     <w:p>
@@ -4264,7 +4264,7 @@
     </w:p>
     <w:p>
       <w:r>
-        <w:t>Solution: The VVM changes colour to indicate heat exposure; discard if unusable.</w:t>
+        <w:t>Solution: ✅ Correct Answer: A. Check whether a vaccine has been exposed to damaging heat | 🧠 Clinical Rationale: The VVM changes colour to indicate heat exposure; discard if unusable. | ❌ Why Not Others? | B — Check expiry only: not the appropriate nursing action here | C — Count doses: not the appropriate nursing action here | D — Identify the vaccine: not the appropriate nursing action here | ⚠️ Exam Trap: Read the exact question — the correct fact and its look-alike options are easy to interchange. | 💎 PNC Pearl: Check whether a vaccine has been exposed to damaging heat → The VVM changes colour to indicate heat exposure; discard if unusable</w:t>
       </w:r>
     </w:p>
     <w:p>
@@ -4309,7 +4309,7 @@
     </w:p>
     <w:p>
       <w:r>
-        <w:t>Solution: JSY incentivises institutional delivery to reduce maternal and neonatal deaths.</w:t>
+        <w:t>Solution: ✅ Correct Answer: A. Delivery in a government (or accredited private) health facility | 🧠 Clinical Rationale: JSY incentivises institutional delivery to reduce maternal and neonatal deaths. | ❌ Why Not Others? | B — Home delivery: Unclean delivery practices and retained products cause severe endometritis and sepsis. | C — Antenatal check-ups only: not the appropriate nursing action here | D — Postnatal care only: not the appropriate nursing action here | ⚠️ Exam Trap: Read the exact question — the correct fact and its look-alike options are easy to interchange. | 💎 PNC Pearl: Delivery in a government (or accredited private) health facility → JSY incentivises institutional delivery to reduce maternal and neonatal deaths</w:t>
       </w:r>
     </w:p>
     <w:p>
@@ -4354,7 +4354,7 @@
     </w:p>
     <w:p>
       <w:r>
-        <w:t>Solution: ODF status means universal toilet use and safe disposal of excreta.</w:t>
+        <w:t>Solution: ✅ Correct Answer: A. No one practises open defecation and all use safe toilets | 🧠 Clinical Rationale: ODF status means universal toilet use and safe disposal of excreta. | ❌ Why Not Others? | B — All toilets are locked: not the appropriate nursing action here | C — Only some households have toilets: not the appropriate nursing action here | D — Open defecation is permitted: not the appropriate nursing action here | ⚠️ Exam Trap: Don’t confuse "No one practises open defecation and all use safe toilets" with "Open defecation is permitted" — they look alike and are easy to interchange. | 💎 PNC Pearl: No one practises open defecation and all use safe toilets → ODF status means universal toilet use and safe disposal of excreta</w:t>
       </w:r>
     </w:p>
     <w:p>
@@ -4399,7 +4399,7 @@
     </w:p>
     <w:p>
       <w:r>
-        <w:t>Solution: AB-HWCs provide comprehensive primary care including screening and telemedicine.</w:t>
+        <w:t>Solution: ✅ Correct Answer: A. Ayushman Bharat Health and Wellness Centre | 🧠 Clinical Rationale: AB-HWCs provide comprehensive primary care including screening and telemedicine. | ❌ Why Not Others? | B — Ayushman Bharat Hospital Ward Centre: not the appropriate nursing action here | C — Adolescent Health Wellness Centre: not the appropriate nursing action here | D — Arogya Bharat Health Care: not the appropriate nursing action here | ⚠️ Exam Trap: Don’t confuse "Ayushman Bharat Health and Wellness Centre" with "Adolescent Health Wellness Centre" — they look alike and are easy to interchange. | 💎 PNC Pearl: Ayushman Bharat Health and Wellness Centre → AB-HWCs provide comprehensive primary care including screening and telemedicine</w:t>
       </w:r>
     </w:p>
     <w:p>
@@ -4444,7 +4444,7 @@
     </w:p>
     <w:p>
       <w:r>
-        <w:t>Solution: JSSK covers free drugs, diagnostics, blood, diet, and transport for delivery and sick newborns.</w:t>
+        <w:t>Solution: ✅ Correct Answer: A. Free drugs, diagnostics, blood, and transport | 🧠 Clinical Rationale: JSSK covers free drugs, diagnostics, blood, diet, and transport for delivery and sick newborns. | ❌ Why Not Others? | B — Free hotel stay: not the appropriate nursing action here | C — Cash compensation: not the appropriate nursing action here | D — Free telephones: not the appropriate nursing action here | ⚠️ Exam Trap: Read the exact question — the correct fact and its look-alike options are easy to interchange. | 💎 PNC Pearl: Free drugs, diagnostics, blood, and transport → JSSK covers free drugs, diagnostics, blood, diet, and transport for delivery and sick newborns</w:t>
       </w:r>
     </w:p>
     <w:p>
@@ -4489,7 +4489,7 @@
     </w:p>
     <w:p>
       <w:r>
-        <w:t>Solution: IMI focuses on missed and zero-dose children.</w:t>
+        <w:t>Solution: ✅ Correct Answer: A. Zero-dose and partially vaccinated children | 🧠 Clinical Rationale: IMI focuses on missed and zero-dose children. | ❌ Why Not Others? | B — Only school children: not the appropriate nursing action here | C — Only adults: not the appropriate nursing action here | D — Only pregnant women: not the appropriate nursing action here | ⚠️ Exam Trap: Read the exact question — the correct fact and its look-alike options are easy to interchange. | 💎 PNC Pearl: Zero-dose and partially vaccinated children → IMI focuses on missed and zero-dose children</w:t>
       </w:r>
     </w:p>
     <w:p>
@@ -4534,7 +4534,7 @@
     </w:p>
     <w:p>
       <w:r>
-        <w:t>Solution: SAM uses MUAC, WHZ, and oedema criteria.</w:t>
+        <w:t>Solution: ✅ Correct Answer: A. MUAC &lt;11.5 cm or weight-for-height &lt;−3 SD or bilateral pitting oedema | 🧠 Clinical Rationale: SAM uses MUAC, WHZ, and oedema criteria. | ❌ Why Not Others? | B — Only weight: not the appropriate nursing action here | C — Only height: not the appropriate nursing action here | D — Only appetite: not the appropriate nursing action here | ⚠️ Exam Trap: Read the exact question — the correct fact and its look-alike options are easy to interchange. | 💎 PNC Pearl: MUAC &lt;11.5 cm or weight-for-height &lt;−3 SD or bilateral pitting oedema → SAM uses MUAC, WHZ, and oedema criteria</w:t>
       </w:r>
     </w:p>
     <w:p>
@@ -4579,7 +4579,7 @@
     </w:p>
     <w:p>
       <w:r>
-        <w:t>Solution: Black bins take general municipal waste, not biomedical waste.</w:t>
+        <w:t>Solution: ✅ Correct Answer: A. Municipal (non-biomedical) waste | 🧠 Clinical Rationale: Black bins take general municipal waste, not biomedical waste. | ❌ Why Not Others? | B — Human waste: not the appropriate nursing action here | C — Sharps: Containers prevent injuries. | D — Plastics: Yellow bags for infectious waste; red for recyclable contaminated plastic. | ⚠️ Exam Trap: Read the exact question — the correct fact and its look-alike options are easy to interchange. | 💎 PNC Pearl: Municipal (non-biomedical) waste → Black bins take general municipal waste, not biomedical waste</w:t>
       </w:r>
     </w:p>
     <w:p>
@@ -4624,7 +4624,7 @@
     </w:p>
     <w:p>
       <w:r>
-        <w:t>Solution: SSI prevention bundles cover antibiotics, warmth, glucose control, and skin prep.</w:t>
+        <w:t>Solution: ✅ Correct Answer: A. Antibiotic prophylaxis, normothermia, and glycaemic control | 🧠 Clinical Rationale: SSI prevention bundles cover antibiotics, warmth, glucose control, and skin prep. | ❌ Why Not Others? | B — Only antibiotics: not the appropriate nursing action here | C — Only hand washing: not the appropriate nursing action here | D — Only wound dressings: not the appropriate nursing action here | ⚠️ Exam Trap: Read the exact question — the correct fact and its look-alike options are easy to interchange. | 💎 PNC Pearl: Antibiotic prophylaxis, normothermia, and glycaemic control → SSI prevention bundles cover antibiotics, warmth, glucose control, and skin prep</w:t>
       </w:r>
     </w:p>
     <w:p>
@@ -4669,7 +4669,7 @@
     </w:p>
     <w:p>
       <w:r>
-        <w:t>Solution: LaQshya certifies labour rooms and M-OTs for quality, respectful care.</w:t>
+        <w:t>Solution: ✅ Correct Answer: A. Labour rooms and maternity operation theatres | 🧠 Clinical Rationale: LaQshya certifies labour rooms and M-OTs for quality, respectful care. | ❌ Why Not Others? | B — School health: not the appropriate nursing action here | C — Mental health: Tele-MANAS provides free counselling and referral. | D — Dialysis units: FBNC comprises NBSUs, SNCUs, and KMC wards — not dialysis units. | ⚠️ Exam Trap: Read the exact question — the correct fact and its look-alike options are easy to interchange. | 💎 PNC Pearl: Labour rooms and maternity operation theatres → LaQshya certifies labour rooms and M-OTs for quality, respectful care</w:t>
       </w:r>
     </w:p>
     <w:p>
@@ -4714,7 +4714,7 @@
     </w:p>
     <w:p>
       <w:r>
-        <w:t>Solution: NQAS assesses facilities against measurable checkpoints for certification.</w:t>
+        <w:t>Solution: ✅ Correct Answer: A. 100% across checkpoints (facility certification) | 🧠 Clinical Rationale: NQAS assesses facilities against measurable checkpoints for certification. | ❌ Why Not Others? | B — 50 marks: not the appropriate nursing action here | C — 10 marks: not the appropriate nursing action here | D — 1000 marks: not the appropriate nursing action here | ⚠️ Exam Trap: Read the exact question — the correct fact and its look-alike options are easy to interchange. | 💎 PNC Pearl: 100% across checkpoints (facility certification) → NQAS assesses facilities against measurable checkpoints for certification</w:t>
       </w:r>
     </w:p>
     <w:p>
@@ -4759,7 +4759,7 @@
     </w:p>
     <w:p>
       <w:r>
-        <w:t>Solution: Centrifugation separates denser components by rapid rotation.</w:t>
+        <w:t>Solution: ✅ Correct Answer: A. Centrifugation | 🧠 Explanation: Centrifugation separates denser components by rapid rotation. | ❌ Why Not Others? | B — Filtration: not the correct fact here | C — Distillation: not the correct fact here | D — Decantation: not the correct fact here | ⚠️ Exam Trap: Read the exact question — the correct fact and its look-alike options are easy to interchange. | 💎 PNC GK Pearl: Centrifugation → separates denser components by rapid rotation</w:t>
       </w:r>
     </w:p>
     <w:p>
@@ -4804,7 +4804,7 @@
     </w:p>
     <w:p>
       <w:r>
-        <w:t>Solution: The Annapurna Yojana supplies subsidised wheat and sugar to entitled families.</w:t>
+        <w:t>Solution: ✅ Correct Answer: A. Subsidised wheat and sugar to eligible families | 🧠 Explanation: The Annapurna Yojana supplies subsidised wheat and sugar to entitled families. | ❌ Why Not Others? | B — Free milk: not the correct fact here | C — Gas cylinders: not the correct fact here | D — Bicycles: not the correct fact here | ⚠️ Exam Trap: Read the exact question — the correct fact and its look-alike options are easy to interchange. | 💎 PNC GK Pearl: Subsidised wheat and sugar to eligible families → The Annapurna Yojana supplies subsidised wheat and sugar to entitled families</w:t>
       </w:r>
     </w:p>
     <w:p>
@@ -4849,7 +4849,7 @@
     </w:p>
     <w:p>
       <w:r>
-        <w:t>Solution: General Bipin Rawat became India's first CDS in January 2020.</w:t>
+        <w:t>Solution: ✅ Correct Answer: A. General Bipin Rawat | 📰 Why: General Bipin Rawat became India's first CDS in January 2020. | ❌ Why Not Others? | B — General M.M. Naravane: not the first Chief | C — Admiral Karambir Singh: not the first Chief | D — Air Chief Marshal R.K.S. Bhadauria: not the first Chief | ⚠️ Exam Trap: Read the exact question — the correct fact and its look-alike options are easy to interchange. | 💎 PNC CA Pearl: General Bipin Rawat = the first Chief</w:t>
       </w:r>
     </w:p>
     <w:p>
@@ -4894,7 +4894,7 @@
     </w:p>
     <w:p>
       <w:r>
-        <w:t>Solution: Newton's first law (inertia) describes this tendency.</w:t>
+        <w:t>Solution: ✅ Correct Answer: A. Newton's first law of motion | 🧠 Explanation: Newton's first law (inertia) describes this tendency. | ❌ Why Not Others? | B — Newton's second law: not the correct fact here | C — Newton's third law: Governs action-reaction pairs. | D — Law of gravitation: not the correct fact here | ⚠️ Exam Trap: Don’t confuse "Newton's first law of motion" with "Newton's second law" — they look alike and are easy to interchange. | 💎 PNC GK Pearl: Newton's first law of motion → Newton's first law (inertia) describes this tendency</w:t>
       </w:r>
     </w:p>
     <w:p>
@@ -4939,7 +4939,7 @@
     </w:p>
     <w:p>
       <w:r>
-        <w:t>Solution: Common salt is sodium chloride (NaCl).</w:t>
+        <w:t>Solution: ✅ Correct Answer: A. NaCl | 🧠 Explanation: Common salt is sodium chloride (NaCl). | ❌ Why Not Others? | B — KCl: not the correct fact here | C — NaOH: not the correct fact here | D — CaCO₃: not the correct fact here | ⚠️ Exam Trap: Read the exact question — the correct fact and its look-alike options are easy to interchange. | 💎 PNC GK Pearl: NaCl → Common salt is sodium chloride ( )</w:t>
       </w:r>
     </w:p>
     <w:p>
@@ -4984,7 +4984,7 @@
     </w:p>
     <w:p>
       <w:r>
-        <w:t>Solution: Raja Man Singh I began the Amber Fort in the 16th century.</w:t>
+        <w:t>Solution: ✅ Correct Answer: A. Raja Man Singh I | 🧠 Explanation: Raja Man Singh I began the Amber Fort in the 16th century. | ❌ Why Not Others? | B — Sawai Jai Singh: The Amber palace grew under Jai Singh I and later rulers. | C — Rana Pratap: not the correct fact here | D — Prithviraj Chauhan: Prithviraj III (Rasau) is the most famous Chauhan ruler of Ajmer and Delhi. | ⚠️ Exam Trap: Read the exact question — the correct fact and its look-alike options are easy to interchange. | 💎 PNC GK Pearl: Raja Man Singh I → began the Amber Fort in the 16th century</w:t>
       </w:r>
     </w:p>
     <w:p>
@@ -5029,7 +5029,7 @@
     </w:p>
     <w:p>
       <w:r>
-        <w:t>Solution: Jaswant Thada, a marble cenotaph, lies near Mehrangarh Fort in Jodhpur.</w:t>
+        <w:t>Solution: ✅ Correct Answer: A. Jodhpur | 🧠 Explanation: Jaswant Thada, a marble cenotaph, lies near Mehrangarh Fort in Jodhpur. | ❌ Why Not Others? | B — Jaisalmer: Jaisalmer = Golden City — not the correct location | C — Bikaner: MGS University is in Bikaner. — not the correct location | D — Alwar: The Matsya festival is celebrated in Alwar, the land of the ancient Matsya kingdom. — not the correct location | ⚠️ Exam Trap: Read the exact question — the correct fact and its look-alike options are easy to interchange. | 💎 PNC GK Pearl: Jaswant Thada, a marble cenotaph, lies near Mehrangarh Fort in Jodhpur.</w:t>
       </w:r>
     </w:p>
     <w:p>
@@ -5074,7 +5074,7 @@
     </w:p>
     <w:p>
       <w:r>
-        <w:t>Solution: Bhamashah Yojana (2014) transfers benefits directly to the woman head of the family.</w:t>
+        <w:t>Solution: ✅ Correct Answer: A. Financial inclusion and direct benefit transfer to women | 🧠 Explanation: Bhamashah Yojana (2014) transfers benefits directly to the woman head of the family. | ❌ Why Not Others? | B — Agricultural loans: not the correct fact here | C — Employment: not the correct fact here | D — Housing: not the correct fact here | ⚠️ Exam Trap: Read the exact question — the correct fact and its look-alike options are easy to interchange. | 💎 PNC GK Pearl: Financial inclusion and direct benefit transfer to women → Bhamashah Yojana (2014) transfers benefits directly to the woman head of the family</w:t>
       </w:r>
     </w:p>
     <w:p>
@@ -5119,7 +5119,7 @@
     </w:p>
     <w:p>
       <w:r>
-        <w:t>Solution: Junagarh Fort in Bikaner was built by Raja Rai Singh in the late 16th century.</w:t>
+        <w:t>Solution: ✅ Correct Answer: A. Bikaner | 🧠 Explanation: Junagarh Fort in Bikaner was built by Raja Rai Singh in the late 16th century. | ❌ Why Not Others? | B — Jaipur: Jaipur = Sawai Man Singh II — not the correct location | C — Jodhpur: Jodhpur = Blue City — not the correct location | D — Udaipur: Udaipur = Maharana Pratap — not the correct location | ⚠️ Exam Trap: Read the exact question — the correct fact and its look-alike options are easy to interchange. | 💎 PNC GK Pearl: Bikaner → Junagarh Fort in was built by Raja Rai Singh in the late 16th century</w:t>
       </w:r>
     </w:p>
     <w:p>
@@ -5164,7 +5164,7 @@
     </w:p>
     <w:p>
       <w:r>
-        <w:t>Solution: Part III (Articles 12–35) guarantees Fundamental Rights.</w:t>
+        <w:t>Solution: ✅ Correct Answer: A. Part III | 🧠 Explanation: Part III (Articles 12–35) guarantees Fundamental Rights. | ❌ Why Not Others? | B — Part II: not the correct fact here | C — Part IV: not the correct fact here | D — Part V: not the correct fact here | ⚠️ Exam Trap: Don’t confuse "Part III" with "Part II" — they look alike and are easy to interchange. | 💎 PNC GK Pearl: Part III → (Articles 12–35) guarantees Fundamental Rights</w:t>
       </w:r>
     </w:p>
     <w:p>
@@ -5209,7 +5209,7 @@
     </w:p>
     <w:p>
       <w:r>
-        <w:t>Solution: Dr. B.R. Ambedkar headed the Drafting Committee and is called the architect of the Constitution.</w:t>
+        <w:t>Solution: ✅ Correct Answer: A. Dr. B.R. Ambedkar | 🧠 Explanation: Dr. B.R. Ambedkar headed the Drafting Committee and is called the architect of the Constitution. | ❌ Why Not Others? | B — Jawaharlal Nehru: not the correct fact here | C — Sardar Patel: not the correct fact here | D — Rajendra Prasad: Dr. Rajendra Prasad served as the first President (1950–1962). | ⚠️ Exam Trap: Read the exact question — the correct fact and its look-alike options are easy to interchange. | 💎 PNC GK Pearl: Dr. B.R. Ambedkar → headed the Drafting Committee and is called the architect of the Constitution</w:t>
       </w:r>
     </w:p>
     <w:p>
@@ -5254,7 +5254,7 @@
     </w:p>
     <w:p>
       <w:r>
-        <w:t>Solution: Kangchenjunga (8586 m) is the highest peak within India's territory.</w:t>
+        <w:t>Solution: ✅ Correct Answer: A. Kangchenjunga | 🧠 Explanation: Kangchenjunga (8586 m) is the highest peak within India's territory. | ❌ Why Not Others? | B — K2: not the correct fact here | C — Nanda Devi only: not the correct fact here | D — Mount Everest: not the correct fact here | ⚠️ Exam Trap: Read the exact question — the correct fact and its look-alike options are easy to interchange. | 💎 PNC GK Pearl: Kangchenjunga → (8586 m) is the highest peak within India's territory</w:t>
       </w:r>
     </w:p>
     <w:p>
@@ -5299,7 +5299,7 @@
     </w:p>
     <w:p>
       <w:r>
-        <w:t>Solution: Sariska Tiger Reserve lies in Alwar district.</w:t>
+        <w:t>Solution: ✅ Correct Answer: A. Alwar | 🧠 Explanation: Sariska Tiger Reserve lies in Alwar district. | ❌ Why Not Others? | B — Sawai Madhopur: Ranthambore Fort stands in Sawai Madhopur district. — not the correct location | C — Kota: VMOU (open university) is in Kota. — not the correct location | D — Dungarpur: The Som and Jakham rivers water Dungarpur. — not the correct location | ⚠️ Exam Trap: Read the exact question — the correct fact and its look-alike options are easy to interchange. | 💎 PNC GK Pearl: Alwar → Sariska Tiger Reserve lies in district</w:t>
       </w:r>
     </w:p>
     <w:p>
@@ -5344,7 +5344,7 @@
     </w:p>
     <w:p>
       <w:r>
-        <w:t>Solution: The government unveiled India's first indigenous MRI scanner in October 2024.</w:t>
+        <w:t>Solution: ✅ Correct Answer: A. 2024 | 📰 Why: The government unveiled India's first indigenous MRI scanner in October 2024. | ❌ Why Not Others? | B — 2015: not the first indigenously developed 'Made | C — 2020: not the first indigenously developed 'Made | D — 2010: not the first indigenously developed 'Made | ⚠️ Exam Trap: Never guess years — fix each year to its exact event before choosing. | 💎 PNC CA Pearl: 2024 = the first indigenously developed 'Made</w:t>
       </w:r>
     </w:p>
     <w:p>
@@ -5389,7 +5389,7 @@
     </w:p>
     <w:p>
       <w:r>
-        <w:t>Solution: Mission Shakti (March 2019) demonstrated India's ASAT capability.</w:t>
+        <w:t>Solution: ✅ Correct Answer: A. Mission Shakti | 📰 Why: Mission Shakti (March 2019) demonstrated India's ASAT capability. | ❌ Why Not Others? | B — Mission Divyastra: Tested multiple independently targetable re-entry vehicles. | C — Mission Agni: not the correct fact here | D — Mission Prithvi: not the correct fact here | ⚠️ Exam Trap: Read the exact question — the correct fact and its look-alike options are easy to interchange. | 💎 PNC CA Pearl: Mission Shakti → (March 2019) demonstrated India's ASAT capability</w:t>
       </w:r>
     </w:p>
     <w:p>
@@ -5434,7 +5434,7 @@
     </w:p>
     <w:p>
       <w:r>
-        <w:t>Solution: शुद्ध रूप 'व्याकरण' है।</w:t>
+        <w:t>Solution: ✅ Correct Answer: A. व्याकरण | 🧠 Grammar Rule: शुद्ध रूप 'व्याकरण' है। | ❌ Why Not Others? | B — व्याकरन: not the correct answer here | C — व्याकर्ण: not the correct answer here | D — व्याक्रण: not the correct answer here | ⚠️ Exam Trap: Read the exact question — the correct fact and its look-alike options are easy to interchange. | 📌 Rule to Remember: व्याकरण → शुद्ध रूप ' ' है।</w:t>
       </w:r>
     </w:p>
     <w:p>
@@ -5479,7 +5479,7 @@
     </w:p>
     <w:p>
       <w:r>
-        <w:t>Solution: शुद्ध रूप 'ऊर्जा' है।</w:t>
+        <w:t>Solution: ✅ Correct Answer: A. ऊर्जा | 🧠 Grammar Rule: शुद्ध रूप 'ऊर्जा' है। | ❌ Why Not Others? | B — उर्जा: not the correct answer here | C — ऊर्ज्जा: not the correct answer here | D — उर्ज्जा: not the correct answer here | ⚠️ Exam Trap: Read the exact question — the correct fact and its look-alike options are easy to interchange. | 📌 Rule to Remember: ऊर्जा → शुद्ध रूप ' ' है।</w:t>
       </w:r>
     </w:p>
     <w:p>
@@ -5524,7 +5524,7 @@
     </w:p>
     <w:p>
       <w:r>
-        <w:t>Solution: 'खून खौलना' = बहुत गुस्सा आना।</w:t>
+        <w:t>Solution: ✅ Correct Answer: A. अत्यधिक क्रोध आना | 🧠 Grammar Rule: 'खून खौलना' = बहुत गुस्सा आना। | ❌ Why Not Others? | B — गर्मी लगना: not the correct answer here | C — बीमार होना: not the correct answer here | D — खून बढ़ना: not the correct answer here | ⚠️ Exam Trap: Read the exact question — the correct fact and its look-alike options are easy to interchange. | 📌 Rule to Remember: अत्यधिक क्रोध आना → खून खौलना' = बहुत गुस्सा आना।</w:t>
       </w:r>
     </w:p>
     <w:p>
@@ -5569,7 +5569,7 @@
     </w:p>
     <w:p>
       <w:r>
-        <w:t>Solution: Formal grammar: 'It is I who am responsible' (verb agrees with 'I').</w:t>
+        <w:t>Solution: ✅ Correct Answer: A. It is I who am responsible. | 🧠 Grammar Rule: Formal grammar: 'It is I who am responsible' (verb agrees with 'I'). | ❌ Why Not Others? | B — It is me who am responsible.: not the correct answer here | C — It is I who is responsible.: not the correct answer here | D — It is me who is responsible.: not the correct answer here | ⚠️ Exam Trap: Don’t confuse "It is I who am responsible." with "It is me who am responsible." — they look alike and are easy to interchange. | 📌 Rule to Remember: It is I who am responsible. → Formal grammar: 'It is I who am responsible' (verb agrees with 'I')</w:t>
       </w:r>
     </w:p>
     <w:p>
@@ -5614,7 +5614,7 @@
     </w:p>
     <w:p>
       <w:r>
-        <w:t>Solution: 'Will' becomes 'would' and 'tomorrow' becomes 'the next day'.</w:t>
+        <w:t>Solution: ✅ Correct Answer: A. She said that she would come the next day. | 🧠 Grammar Rule: 'Will' becomes 'would' and 'tomorrow' becomes 'the next day'. | ❌ Why Not Others? | B — She said she will come tomorrow.: not the correct answer here | C — She said that she will come the next day.: not the correct answer here | D — She says she would come.: not the correct answer here | ⚠️ Exam Trap: Don’t confuse "She said that she would come the next day." with "She said that she will come the next day." — they look alike and are easy to interchange. | 📌 Rule to Remember: She said that she would come the next day. → Will' becomes 'would' and 'tomorrow' becomes 'the next day'</w:t>
       </w:r>
     </w:p>
     <w:p>
@@ -5659,7 +5659,7 @@
     </w:p>
     <w:p>
       <w:r>
-        <w:t>Solution: इसका अर्थ है कहीं से चुपचाप भाग जाना।</w:t>
+        <w:t>Solution: ✅ Correct Answer: A. भाग जाना | 🧠 Grammar Rule: इसका अर्थ है कहीं से चुपचाप भाग जाना। | ❌ Why Not Others? | B — मिल जाना: not the correct answer here | C — गिनती करना: not the correct answer here | D — जीतना: not the correct answer here | ⚠️ Exam Trap: Read the exact question — the correct fact and its look-alike options are easy to interchange. | 📌 Rule to Remember: भाग जाना → इसका अर्थ है कहीं से चुपचाप ।</w:t>
       </w:r>
     </w:p>
     <w:p>
@@ -5704,7 +5704,7 @@
     </w:p>
     <w:p>
       <w:r>
-        <w:t>Solution: Present perfect continuous with 'since' shows an ongoing action from a past point.</w:t>
+        <w:t>Solution: ✅ Correct Answer: A. He has been living in Jaipur since 2010. | 🧠 Grammar Rule: Present perfect continuous with 'since' shows an ongoing action from a past point. | ❌ Why Not Others? | B — He is living in Jaipur since 2010.: not the correct answer here | C — He lives in Jaipur since 2010.: not the correct answer here | D — He has lived in Jaipur since 2010 only: not the correct answer here | ⚠️ Exam Trap: Don’t confuse "He has been living in Jaipur since 2010." with "He is living in Jaipur since 2010." — they look alike and are easy to interchange. | 📌 Rule to Remember: He has been living in Jaipur since 2010. → Present perfect continuous with 'since' shows an ongoing action from a past point</w:t>
       </w:r>
     </w:p>
     <w:p>
@@ -5749,7 +5749,7 @@
     </w:p>
     <w:p>
       <w:r>
-        <w:t>Solution: Diligent means industrious and careful.</w:t>
+        <w:t>Solution: ✅ Correct Answer: A. Hardworking | 🧠 Grammar Rule: Diligent means industrious and careful. | ❌ Why Not Others? | B — Lazy: not the correct answer here | C — Careless: not the correct answer here | D — Slow: not the correct answer here | ⚠️ Exam Trap: Read the exact question — the correct fact and its look-alike options are easy to interchange. | 📌 Rule to Remember: Hardworking → Diligent means industrious and careful</w:t>
       </w:r>
     </w:p>
     <w:p>
@@ -5794,7 +5794,7 @@
     </w:p>
     <w:p>
       <w:r>
-        <w:t>Solution: Rivers take 'the' before their names.</w:t>
+        <w:t>Solution: ✅ Correct Answer: A. The | 🧠 Grammar Rule: Rivers take 'the' before their names. | ❌ Why Not Others? | B — A: 'University' begins with a 'yu' sound, so 'a'. | C — An: 'Honest' begins with a vowel sound, so 'an'. | D — No article: not the correct answer here | ⚠️ Exam Trap: Read the exact question — the correct fact and its look-alike options are easy to interchange. | 📌 Rule to Remember: The → Rivers take ' ' before their names</w:t>
       </w:r>
     </w:p>
     <w:p>
@@ -5839,7 +5839,7 @@
     </w:p>
     <w:p>
       <w:r>
-        <w:t>Solution: 'कनक' शब्द दो अर्थों (सोना, धतूरा) में आया है — यमक।</w:t>
+        <w:t>Solution: ✅ Correct Answer: A. यमक | 🧠 Grammar Rule: 'कनक' शब्द दो अर्थों (सोना, धतूरा) में आया है — यमक। | ❌ Why Not Others? | B — अनुप्रास: 'च' वर्ण की आवृत्ति से अनुप्रास अलंकार। | C — रूपक: मुख पर चंद्रमा का आरोप (अभेद) — रूपक अलंकार। | D — उत्प्रेक्षा: not the correct answer here | ⚠️ Exam Trap: Read the exact question — the correct fact and its look-alike options are easy to interchange. | 📌 Rule to Remember: यमक → कनक' शब्द दो अर्थों (सोना, धतूरा) में आया है — ।</w:t>
       </w:r>
     </w:p>
     <w:p>
@@ -5884,7 +5884,7 @@
     </w:p>
     <w:p>
       <w:r>
-        <w:t>Solution: After 'did not', the base form 'reply' is used.</w:t>
+        <w:t>Solution: ✅ Correct Answer: A. He did not reply to my letter. | 🧠 Grammar Rule: After 'did not', the base form 'reply' is used. | ❌ Why Not Others? | B — He did not replied to my letter.: not the correct answer here | C — He does not replied to my letter.: not the correct answer here | D — He did not replyed to my letter.: not the correct answer here | ⚠️ Exam Trap: Don’t confuse "He did not reply to my letter." with "He did not replied to my letter." — they look alike and are easy to interchange. | 📌 Rule to Remember: He did not reply to my letter. → After 'did not', the base form 'reply' is used</w:t>
       </w:r>
     </w:p>
     <w:p>
@@ -5929,7 +5929,7 @@
     </w:p>
     <w:p>
       <w:r>
-        <w:t>Solution: अग्नि के पर्याय: अनल, पावक, दहन, वह्नि।</w:t>
+        <w:t>Solution: ✅ Correct Answer: A. अनल | 🧠 Grammar Rule: अग्नि के पर्याय: अनल, पावक, दहन, वह्नि। | ❌ Why Not Others? | B — नीर: 'नीर' जल का पर्यायवाची है; अनल अग्नि और समीर वायु का। | C — सलिल: not the correct answer here | D — तटिनी: not the correct answer here | ⚠️ Exam Trap: Read the exact question — the correct fact and its look-alike options are easy to interchange. | 📌 Rule to Remember: अनल → अग्नि के पर्याय: , पावक, दहन, वह्नि।</w:t>
       </w:r>
     </w:p>
     <w:p>
@@ -5974,7 +5974,7 @@
     </w:p>
     <w:p>
       <w:r>
-        <w:t>Solution: अमृत का विलोम 'विष' है।</w:t>
+        <w:t>Solution: ✅ Correct Answer: A. विष | 🧠 Grammar Rule: अमृत का विलोम 'विष' है। | ❌ Why Not Others? | B — जल: 'पानी' का पर्यायवाची 'जल' है। | C — मधु: not the correct answer here | D — नीर: 'नीर' जल का पर्यायवाची है; अनल अग्नि और समीर वायु का। | ⚠️ Exam Trap: Read the exact question — the correct fact and its look-alike options are easy to interchange. | 📌 Rule to Remember: विष → अमृत का विलोम ' ' है।</w:t>
       </w:r>
     </w:p>
     <w:p>
@@ -6019,7 +6019,7 @@
     </w:p>
     <w:p>
       <w:r>
-        <w:t>Solution: 'Pronunciation' is correct (from pronounce).</w:t>
+        <w:t>Solution: ✅ Correct Answer: A. Pronunciation | 🧠 Grammar Rule: 'Pronunciation' is correct (from pronounce). | ❌ Why Not Others? | B — Pronounciation: a misspelling of the correct word | C — Pronuncation: a misspelling of the correct word | D — Pronunciasion: a misspelling of the correct word | ⚠️ Exam Trap: Wrong spellings usually differ by just one letter — read every option letter by letter. | 📌 Rule to Remember: Correct spelling: Pronunciation</w:t>
       </w:r>
     </w:p>
     <w:p>
@@ -6064,7 +6064,7 @@
     </w:p>
     <w:p>
       <w:r>
-        <w:t>Solution: Homicide is the killing of a person; suicide of oneself; genocide of a group.</w:t>
+        <w:t>Solution: ✅ Correct Answer: A. Homicide | 🧠 Grammar Rule: Homicide is the killing of a person; suicide of oneself; genocide of a group. | ❌ Why Not Others? | B — Suicide: not the correct answer here | C — Genocide: not the correct answer here | D — Regicide: not the correct answer here | ⚠️ Exam Trap: Read the exact question — the correct fact and its look-alike options are easy to interchange. | 📌 Rule to Remember: Homicide → the killing of a person; suicide of oneself; genocide of a group</w:t>
       </w:r>
     </w:p>
     <w:p>
@@ -6109,7 +6109,7 @@
     </w:p>
     <w:p>
       <w:r>
-        <w:t>Solution: Primary memory (RAM/ROM) is directly accessible by the CPU; secondary memory is not.</w:t>
+        <w:t>Solution: ✅ Correct Answer: A. Primary memory | 🧠 Explanation: Primary memory (RAM/ROM) is directly accessible by the CPU; secondary memory is not. | ❌ Why Not Others? | B — Secondary memory: not the correct option here | C — Virtual memory only: not the correct option here | D — Cloud memory: not the correct option here | ⚠️ Exam Trap: Read the exact question — the correct fact and its look-alike options are easy to interchange. | 💎 PNC Pearl: Primary memory → (RAM/ROM) is directly accessible by the CPU; secondary memory is not</w:t>
       </w:r>
     </w:p>
     <w:p>
@@ -6154,7 +6154,7 @@
     </w:p>
     <w:p>
       <w:r>
-        <w:t>Solution: Display settings control resolution, scaling, and refresh rate.</w:t>
+        <w:t>Solution: ✅ Correct Answer: A. Screen resolution and brightness | 🧠 Explanation: Display settings control resolution, scaling, and refresh rate. | ❌ Why Not Others? | B — The keyboard: Alt+Shift toggles input languages in Windows. | C — The CPU: The clock drives every CPU operation. | D — The hard disk: not the correct option here | ⚠️ Exam Trap: Read the exact question — the correct fact and its look-alike options are easy to interchange. | 💎 PNC Pearl: Screen resolution and brightness → Display settings control resolution, scaling, and refresh rate</w:t>
       </w:r>
     </w:p>
     <w:p>
@@ -6199,7 +6199,7 @@
     </w:p>
     <w:p>
       <w:r>
-        <w:t>Solution: 'tree' shows the directory hierarchy graphically.</w:t>
+        <w:t>Solution: ✅ Correct Answer: A. Displays the folder structure as a tree | 🧠 Explanation: 'tree' shows the directory hierarchy graphically. | ❌ Why Not Others? | B — Plants data: not the correct option here | C — Deletes folders: not the correct option here | D — Renames folders: not the correct option here | ⚠️ Exam Trap: Read the exact question — the correct fact and its look-alike options are easy to interchange. | 💎 PNC Pearl: Displays the folder structure as a tree → tree' shows the directory hierarchy graphically</w:t>
       </w:r>
     </w:p>
     <w:p>
@@ -6244,7 +6244,7 @@
     </w:p>
     <w:p>
       <w:r>
-        <w:t>Solution: 404 indicates the requested page was not found.</w:t>
+        <w:t>Solution: ✅ Correct Answer: A. Page not found | 🧠 Explanation: 404 indicates the requested page was not found. | ❌ Why Not Others? | B — Success: Strong passwords and rate limiting resist brute force. | C — Server error: 500 is a server-side error; 403 is forbidden access. | D — Redirect: not the correct option here | ⚠️ Exam Trap: Read the exact question — the correct fact and its look-alike options are easy to interchange. | 💎 PNC Pearl: Page not found → 404 indicates the requested page was not found</w:t>
       </w:r>
     </w:p>
     <w:p>
@@ -6289,7 +6289,7 @@
     </w:p>
     <w:p>
       <w:r>
-        <w:t>Solution: System Restore uses restore points to undo system changes.</w:t>
+        <w:t>Solution: ✅ Correct Answer: A. Reverts the system to an earlier state | 🧠 Explanation: System Restore uses restore points to undo system changes. | ❌ Why Not Others? | B — Deletes all files: not the correct option here | C — Updates drivers: not the correct option here | D — Cleans the disk: not the correct option here | ⚠️ Exam Trap: Read the exact question — the correct fact and its look-alike options are easy to interchange. | 💎 PNC Pearl: Reverts the system to an earlier state → System Restore uses restore points to undo system changes</w:t>
       </w:r>
     </w:p>
     <w:p>
@@ -6334,7 +6334,7 @@
     </w:p>
     <w:p>
       <w:r>
-        <w:t>Solution: Transitions apply between slides; animations apply to objects within a slide.</w:t>
+        <w:t>Solution: ✅ Correct Answer: A. Transition | 🧠 Explanation: Transitions apply between slides; animations apply to objects within a slide. | ❌ Why Not Others? | B — Animation: Animations move text/images inside a slide. | C — Design: Biased data leads to discriminatory outcomes. | D — Layout: not the correct option here | ⚠️ Exam Trap: Read the exact question — the correct fact and its look-alike options are easy to interchange. | 💎 PNC Pearl: Transition → Transitions apply between slides; animations apply to objects within a slide</w:t>
       </w:r>
     </w:p>
     <w:p>
@@ -6379,7 +6379,7 @@
     </w:p>
     <w:p>
       <w:r>
-        <w:t>Solution: Freeware is free to use; shareware is trial software.</w:t>
+        <w:t>Solution: ✅ Correct Answer: A. Free to use but not open source | 🧠 Explanation: Freeware is free to use; shareware is trial software. | ❌ Why Not Others? | B — Always open source: not the correct option here | C — Paid: not the correct option here | D — Shareware: not the correct option here | ⚠️ Exam Trap: Don’t confuse "Free to use but not open source" with "Always open source" — they look alike and are easy to interchange. | 💎 PNC Pearl: Free to use but not open source → Freeware is free to use; shareware is trial software</w:t>
       </w:r>
     </w:p>
     <w:p>
@@ -6424,7 +6424,7 @@
     </w:p>
     <w:p>
       <w:r>
-        <w:t>Solution: Version history tracks and restores previous edits.</w:t>
+        <w:t>Solution: ✅ Correct Answer: A. Viewing and restoring earlier versions | 🧠 Explanation: Version history tracks and restores previous edits. | ❌ Why Not Others? | B — Only viewing the latest: not the correct option here | C — Deleting the file: not the correct option here | D — Changing users: not the correct option here | ⚠️ Exam Trap: Read the exact question — the correct fact and its look-alike options are easy to interchange. | 💎 PNC Pearl: Viewing and restoring earlier versions → Version history tracks and restores previous edits</w:t>
       </w:r>
     </w:p>
     <w:p>
@@ -6469,7 +6469,7 @@
     </w:p>
     <w:p>
       <w:r>
-        <w:t>Solution: Compatibility Mode lets older-format files open without conversion.</w:t>
+        <w:t>Solution: ✅ Correct Answer: A. The file was created in an older version | 🧠 Explanation: Compatibility Mode lets older-format files open without conversion. | ❌ Why Not Others? | B — The file is corrupt: not the correct option here | C — The file is too large: not the correct option here | D — The file is a virus: not the correct option here | ⚠️ Exam Trap: Don’t confuse "The file was created in an older version" with "The file is corrupt" — they look alike and are easy to interchange. | 💎 PNC Pearl: The file was created in an older version → Compatibility Mode lets older-format files open without conversion</w:t>
       </w:r>
     </w:p>
     <w:p>
@@ -6514,7 +6514,7 @@
     </w:p>
     <w:p>
       <w:r>
-        <w:t>Solution: The OS (Windows, Linux, Android) manages hardware and runs applications.</w:t>
+        <w:t>Solution: ✅ Correct Answer: A. Operating system | 🧠 Explanation: The OS (Windows, Linux, Android) manages hardware and runs applications. | ❌ Why Not Others? | B — Word processor: not the correct option here | C — Browser: CSRF abuses the user's authenticated session. | D — Antivirus: Programs scan and remove malicious software. | ⚠️ Exam Trap: Read the exact question — the correct fact and its look-alike options are easy to interchange. | 💎 PNC Pearl: Operating system → The OS (Windows, Linux, Android) manages hardware and runs applications</w:t>
       </w:r>
     </w:p>
     <w:p>
@@ -6559,7 +6559,7 @@
     </w:p>
     <w:p>
       <w:r>
-        <w:t>Solution: Registry mistakes can break the system; back it up before editing.</w:t>
+        <w:t>Solution: ✅ Correct Answer: A. Errors can make the system unstable | 🧠 Explanation: Registry mistakes can break the system; back it up before editing. | ❌ Why Not Others? | B — It deletes files: not the correct option here | C — It slows the browser: not the correct option here | D — It changes passwords: not the correct option here | ⚠️ Exam Trap: Read the exact question — the correct fact and its look-alike options are easy to interchange. | 💎 PNC Pearl: Errors can make the system unstable → Registry mistakes can break the system; back it up before editing</w:t>
       </w:r>
     </w:p>
     <w:p>
@@ -6604,7 +6604,7 @@
     </w:p>
     <w:p>
       <w:r>
-        <w:t>Solution: Ctrl+V pastes the clipboard contents.</w:t>
+        <w:t>Solution: ✅ Correct Answer: A. Ctrl + V | 🧠 Explanation: Ctrl+V pastes the clipboard contents. | ❌ Why Not Others? | B — Ctrl + C: Ctrl+C copies; Ctrl+V pastes; Ctrl+X cuts; Ctrl+Z undoes. | C — Ctrl + X: Ctrl+X removes the selection to the clipboard. | D — Ctrl + P: Ctrl+P opens the print dialog. | ⚠️ Exam Trap: Read the exact question — the correct fact and its look-alike options are easy to interchange. | 💎 PNC Pearl: Ctrl + V → Ctrl+V pastes the clipboard contents</w:t>
       </w:r>
     </w:p>
     <w:p>
@@ -6649,7 +6649,7 @@
     </w:p>
     <w:p>
       <w:r>
-        <w:t>Solution: Page Up/Down scroll the document or page.</w:t>
+        <w:t>Solution: ✅ Correct Answer: A. Scroll through pages | 🧠 Explanation: Page Up/Down scroll the document or page. | ❌ Why Not Others? | B — Change font size: not the correct option here | C — Switch users: not the correct option here | D — Save files: not the correct option here | ⚠️ Exam Trap: Read the exact question — the correct fact and its look-alike options are easy to interchange. | 💎 PNC Pearl: Scroll through pages → Page Up/Down scroll the document or page</w:t>
       </w:r>
     </w:p>
     <w:p>
@@ -6694,7 +6694,7 @@
     </w:p>
     <w:p>
       <w:r>
-        <w:t>Solution: Windows+D minimises all windows to show the desktop.</w:t>
+        <w:t>Solution: ✅ Correct Answer: A. The desktop | 🧠 Explanation: Windows+D minimises all windows to show the desktop. | ❌ Why Not Others? | B — The Start menu: Windows 95 brought the modern GUI elements still used today. | C — Task Manager: Ctrl+Shift+Esc opens Task Manager directly. | D — File Explorer: Win+E opens File Explorer in Windows. | ⚠️ Exam Trap: Read the exact question — the correct fact and its look-alike options are easy to interchange. | 💎 PNC Pearl: The desktop → Windows+D minimises all windows to show</w:t>
       </w:r>
     </w:p>
     <w:p>
@@ -6739,7 +6739,7 @@
     </w:p>
     <w:p>
       <w:r>
-        <w:t>Solution: Caps Lock toggles uppercase typing.</w:t>
+        <w:t>Solution: ✅ Correct Answer: A. Type capital letters continuously | 🧠 Explanation: Caps Lock toggles uppercase typing. | ❌ Why Not Others? | B — Delete text: not the correct option here | C — Move the cursor: Tab indents text and moves between form fields. | D — Open the Start menu: The Windows/⊞ key opens Start and combines with shortcuts. | ⚠️ Exam Trap: Read the exact question — the correct fact and its look-alike options are easy to interchange. | 💎 PNC Pearl: Type capital letters continuously → Caps Lock toggles uppercase typing</w:t>
       </w:r>
     </w:p>
     <w:p>
